--- a/系統文件/四技第115414組-救「舊」我的書-系統手冊 - KJ.docx
+++ b/系統文件/四技第115414組-救「舊」我的書-系統手冊 - KJ.docx
@@ -17,7 +17,25 @@
           <w:sz w:val="72"/>
           <w:szCs w:val="72"/>
         </w:rPr>
-        <w:t>國立臺北商業大學</w:t>
+        <w:t>國立</w:t>
+      </w:r>
+      <w:proofErr w:type="gramStart"/>
+      <w:r>
+        <w:rPr>
+          <w:rFonts w:ascii="Times New Roman" w:eastAsia="標楷體" w:hAnsi="Times New Roman" w:hint="eastAsia"/>
+          <w:sz w:val="72"/>
+          <w:szCs w:val="72"/>
+        </w:rPr>
+        <w:t>臺</w:t>
+      </w:r>
+      <w:proofErr w:type="gramEnd"/>
+      <w:r>
+        <w:rPr>
+          <w:rFonts w:ascii="Times New Roman" w:eastAsia="標楷體" w:hAnsi="Times New Roman" w:hint="eastAsia"/>
+          <w:sz w:val="72"/>
+          <w:szCs w:val="72"/>
+        </w:rPr>
+        <w:t>北商業大學</w:t>
       </w:r>
     </w:p>
     <w:p>
@@ -502,8 +520,20 @@
           <w:sz w:val="40"/>
           <w:szCs w:val="40"/>
         </w:rPr>
-        <w:t>連卉媗</w:t>
-      </w:r>
+        <w:t>連卉</w:t>
+      </w:r>
+      <w:proofErr w:type="gramStart"/>
+      <w:r>
+        <w:rPr>
+          <w:rFonts w:hint="eastAsia"/>
+          <w:b/>
+          <w:bCs/>
+          <w:sz w:val="40"/>
+          <w:szCs w:val="40"/>
+        </w:rPr>
+        <w:t>媗</w:t>
+      </w:r>
+      <w:proofErr w:type="gramEnd"/>
     </w:p>
     <w:p>
       <w:pPr>
@@ -664,12 +694,20 @@
         <w:spacing w:after="120"/>
       </w:pPr>
       <w:bookmarkStart w:id="0" w:name="_Toc227296219"/>
+      <w:proofErr w:type="gramStart"/>
       <w:r>
         <w:rPr>
           <w:rFonts w:hint="eastAsia"/>
         </w:rPr>
         <w:lastRenderedPageBreak/>
-        <w:t>誌謝</w:t>
+        <w:t>誌</w:t>
+      </w:r>
+      <w:proofErr w:type="gramEnd"/>
+      <w:r>
+        <w:rPr>
+          <w:rFonts w:hint="eastAsia"/>
+        </w:rPr>
+        <w:t>謝</w:t>
       </w:r>
       <w:bookmarkEnd w:id="0"/>
     </w:p>
@@ -700,13 +738,29 @@
           <w:rFonts w:hint="eastAsia"/>
           <w:color w:val="EE0000"/>
         </w:rPr>
-        <w:t>「救『舊』我的書」歷經研發、淬鍊至最終成型，背後實仰賴多方之襄助與知識之交織。本</w:t>
-      </w:r>
+        <w:t>「救『舊』我的書」歷經研發、淬</w:t>
+      </w:r>
+      <w:proofErr w:type="gramStart"/>
       <w:r>
         <w:rPr>
           <w:rFonts w:hint="eastAsia"/>
           <w:color w:val="EE0000"/>
         </w:rPr>
+        <w:t>鍊</w:t>
+      </w:r>
+      <w:proofErr w:type="gramEnd"/>
+      <w:r>
+        <w:rPr>
+          <w:rFonts w:hint="eastAsia"/>
+          <w:color w:val="EE0000"/>
+        </w:rPr>
+        <w:t>至最終成型，背後實仰賴多方之襄助與知識之交織。本</w:t>
+      </w:r>
+      <w:r>
+        <w:rPr>
+          <w:rFonts w:hint="eastAsia"/>
+          <w:color w:val="EE0000"/>
+        </w:rPr>
         <w:t>系統</w:t>
       </w:r>
       <w:r>
@@ -738,7 +792,39 @@
           <w:rFonts w:hint="eastAsia"/>
           <w:color w:val="EE0000"/>
         </w:rPr>
-        <w:t>首要感謝指導教授國立臺北商業大學林俊杰老師。林教授於專案構思之初，即以高瞻遠矚之學識撥雲見日，引領學生於技術研發中確立航向。其嚴謹之治學態度與敏銳之學術洞察力，不僅使系統架構更臻完善，更教導學生如何以系統化思維解決實務困境，師恩浩蕩，銘感五內。</w:t>
+        <w:t>首要感謝指導教授國立</w:t>
+      </w:r>
+      <w:proofErr w:type="gramStart"/>
+      <w:r>
+        <w:rPr>
+          <w:rFonts w:hint="eastAsia"/>
+          <w:color w:val="EE0000"/>
+        </w:rPr>
+        <w:t>臺</w:t>
+      </w:r>
+      <w:proofErr w:type="gramEnd"/>
+      <w:r>
+        <w:rPr>
+          <w:rFonts w:hint="eastAsia"/>
+          <w:color w:val="EE0000"/>
+        </w:rPr>
+        <w:t>北商業大學林俊杰老師。林教授於專案構思之初，即以高瞻遠矚之學識撥雲見日，引領學生於技術研發中確立航向。其嚴謹之治學態度與敏銳之學術洞察力，不僅使系統架構更</w:t>
+      </w:r>
+      <w:proofErr w:type="gramStart"/>
+      <w:r>
+        <w:rPr>
+          <w:rFonts w:hint="eastAsia"/>
+          <w:color w:val="EE0000"/>
+        </w:rPr>
+        <w:t>臻</w:t>
+      </w:r>
+      <w:proofErr w:type="gramEnd"/>
+      <w:r>
+        <w:rPr>
+          <w:rFonts w:hint="eastAsia"/>
+          <w:color w:val="EE0000"/>
+        </w:rPr>
+        <w:t>完善，更教導學生如何以系統化思維解決實務困境，師恩浩蕩，銘感五內。</w:t>
       </w:r>
     </w:p>
     <w:p>
@@ -762,13 +848,29 @@
           <w:rFonts w:hint="eastAsia"/>
           <w:color w:val="EE0000"/>
         </w:rPr>
-        <w:t>在實體結構與硬體實作方面，特別感謝臺北城市科技大學吳政佑同學。其於</w:t>
-      </w:r>
+        <w:t>在實體結構與硬體實作方面，特別感謝</w:t>
+      </w:r>
+      <w:proofErr w:type="gramStart"/>
       <w:r>
         <w:rPr>
           <w:rFonts w:hint="eastAsia"/>
           <w:color w:val="EE0000"/>
         </w:rPr>
+        <w:t>臺</w:t>
+      </w:r>
+      <w:proofErr w:type="gramEnd"/>
+      <w:r>
+        <w:rPr>
+          <w:rFonts w:hint="eastAsia"/>
+          <w:color w:val="EE0000"/>
+        </w:rPr>
+        <w:t>北城市科技大學吳政佑同學。其於</w:t>
+      </w:r>
+      <w:r>
+        <w:rPr>
+          <w:rFonts w:hint="eastAsia"/>
+          <w:color w:val="EE0000"/>
+        </w:rPr>
         <w:t>3D</w:t>
       </w:r>
       <w:r>
@@ -790,7 +892,23 @@
           <w:rFonts w:hint="eastAsia"/>
           <w:color w:val="EE0000"/>
         </w:rPr>
-        <w:t>列印技術上之鼎力支援，使設計藍圖得以精準轉化為具體成品，跨越了虛擬與現實之鴻溝。</w:t>
+        <w:t>列印技術上之鼎力支援，使設計藍圖得以精</w:t>
+      </w:r>
+      <w:proofErr w:type="gramStart"/>
+      <w:r>
+        <w:rPr>
+          <w:rFonts w:hint="eastAsia"/>
+          <w:color w:val="EE0000"/>
+        </w:rPr>
+        <w:t>準</w:t>
+      </w:r>
+      <w:proofErr w:type="gramEnd"/>
+      <w:r>
+        <w:rPr>
+          <w:rFonts w:hint="eastAsia"/>
+          <w:color w:val="EE0000"/>
+        </w:rPr>
+        <w:t>轉化為具體成品，跨越了虛擬與現實之鴻溝。</w:t>
       </w:r>
     </w:p>
     <w:p>
@@ -814,13 +932,29 @@
           <w:rFonts w:hint="eastAsia"/>
           <w:color w:val="EE0000"/>
         </w:rPr>
-        <w:t>關於視覺語彙與使用者邏輯之優化，感謝國立臺北商業大學創意科技與產品設計系同學之巧思，其對</w:t>
-      </w:r>
+        <w:t>關於視覺語彙與使用者邏輯之優化，感謝國立</w:t>
+      </w:r>
+      <w:proofErr w:type="gramStart"/>
       <w:r>
         <w:rPr>
           <w:rFonts w:hint="eastAsia"/>
           <w:color w:val="EE0000"/>
         </w:rPr>
+        <w:t>臺</w:t>
+      </w:r>
+      <w:proofErr w:type="gramEnd"/>
+      <w:r>
+        <w:rPr>
+          <w:rFonts w:hint="eastAsia"/>
+          <w:color w:val="EE0000"/>
+        </w:rPr>
+        <w:t>北商業大學創意科技與產品設計系同學之巧思，其對</w:t>
+      </w:r>
+      <w:r>
+        <w:rPr>
+          <w:rFonts w:hint="eastAsia"/>
+          <w:color w:val="EE0000"/>
+        </w:rPr>
         <w:t>LOGO</w:t>
       </w:r>
       <w:r>
@@ -888,13 +1022,29 @@
           <w:rFonts w:hint="eastAsia"/>
           <w:color w:val="EE0000"/>
         </w:rPr>
-        <w:t>，雖有艱辛，然獲此良師益友相伴，實乃學生之幸。諸位之協助，已化為</w:t>
-      </w:r>
+        <w:t>，雖有艱辛，</w:t>
+      </w:r>
+      <w:proofErr w:type="gramStart"/>
       <w:r>
         <w:rPr>
           <w:rFonts w:hint="eastAsia"/>
           <w:color w:val="EE0000"/>
         </w:rPr>
+        <w:t>然獲此</w:t>
+      </w:r>
+      <w:proofErr w:type="gramEnd"/>
+      <w:r>
+        <w:rPr>
+          <w:rFonts w:hint="eastAsia"/>
+          <w:color w:val="EE0000"/>
+        </w:rPr>
+        <w:t>良師益友相伴，實乃學生之幸。諸位之協助，已化為</w:t>
+      </w:r>
+      <w:r>
+        <w:rPr>
+          <w:rFonts w:hint="eastAsia"/>
+          <w:color w:val="EE0000"/>
+        </w:rPr>
         <w:t>本系統</w:t>
       </w:r>
       <w:r>
@@ -902,7 +1052,39 @@
           <w:rFonts w:hint="eastAsia"/>
           <w:color w:val="EE0000"/>
         </w:rPr>
-        <w:t>不可或缺之基石，此份成就屬我輩共創，特以此文誌之，以誌厚誼。</w:t>
+        <w:t>不可或缺之基石，此份成就屬我輩共創，特以此文</w:t>
+      </w:r>
+      <w:proofErr w:type="gramStart"/>
+      <w:r>
+        <w:rPr>
+          <w:rFonts w:hint="eastAsia"/>
+          <w:color w:val="EE0000"/>
+        </w:rPr>
+        <w:t>誌</w:t>
+      </w:r>
+      <w:proofErr w:type="gramEnd"/>
+      <w:r>
+        <w:rPr>
+          <w:rFonts w:hint="eastAsia"/>
+          <w:color w:val="EE0000"/>
+        </w:rPr>
+        <w:t>之，以</w:t>
+      </w:r>
+      <w:proofErr w:type="gramStart"/>
+      <w:r>
+        <w:rPr>
+          <w:rFonts w:hint="eastAsia"/>
+          <w:color w:val="EE0000"/>
+        </w:rPr>
+        <w:t>誌</w:t>
+      </w:r>
+      <w:proofErr w:type="gramEnd"/>
+      <w:r>
+        <w:rPr>
+          <w:rFonts w:hint="eastAsia"/>
+          <w:color w:val="EE0000"/>
+        </w:rPr>
+        <w:t>厚誼。</w:t>
       </w:r>
     </w:p>
     <w:p>
@@ -946,8 +1128,16 @@
         <w:rPr>
           <w:rFonts w:hint="eastAsia"/>
         </w:rPr>
-        <w:t>連卉媗</w:t>
-      </w:r>
+        <w:t>連卉</w:t>
+      </w:r>
+      <w:proofErr w:type="gramStart"/>
+      <w:r>
+        <w:rPr>
+          <w:rFonts w:hint="eastAsia"/>
+        </w:rPr>
+        <w:t>媗</w:t>
+      </w:r>
+      <w:proofErr w:type="gramEnd"/>
       <w:r>
         <w:rPr>
           <w:rFonts w:hint="eastAsia"/>
@@ -970,8 +1160,16 @@
         <w:rPr>
           <w:rFonts w:hint="eastAsia"/>
         </w:rPr>
-        <w:t>謹誌</w:t>
-      </w:r>
+        <w:t>謹</w:t>
+      </w:r>
+      <w:proofErr w:type="gramStart"/>
+      <w:r>
+        <w:rPr>
+          <w:rFonts w:hint="eastAsia"/>
+        </w:rPr>
+        <w:t>誌</w:t>
+      </w:r>
+      <w:proofErr w:type="gramEnd"/>
     </w:p>
     <w:p>
       <w:pPr>
@@ -989,7 +1187,21 @@
         <w:rPr>
           <w:rFonts w:hint="eastAsia"/>
         </w:rPr>
-        <w:t>國立臺北商業大學資訊管理系</w:t>
+        <w:t>國立</w:t>
+      </w:r>
+      <w:proofErr w:type="gramStart"/>
+      <w:r>
+        <w:rPr>
+          <w:rFonts w:hint="eastAsia"/>
+        </w:rPr>
+        <w:t>臺</w:t>
+      </w:r>
+      <w:proofErr w:type="gramEnd"/>
+      <w:r>
+        <w:rPr>
+          <w:rFonts w:hint="eastAsia"/>
+        </w:rPr>
+        <w:t>北商業大學資訊管理系</w:t>
       </w:r>
     </w:p>
     <w:p>
@@ -8213,7 +8425,21 @@
         <w:rPr>
           <w:rFonts w:hint="eastAsia"/>
         </w:rPr>
-        <w:t>在現今校園與日常生活中，教科書和一般書籍的高昂價格，以及閱讀完畢後的閒置浪費，一直是許多人面臨的痛點。傳統的二手書交易模式往往伴隨著諸多不便，例如：書況認定標準不一、面交時間難以配合，以及潛在的交易詐騙風險等問題。</w:t>
+        <w:t>在現今校園與日常生活中，教科書和一般書籍的高昂價格，以及閱讀完畢後的閒置浪費，一直是許多人面臨的痛點。傳統的二手書交易模式往往伴隨著諸多不便，例如：書</w:t>
+      </w:r>
+      <w:proofErr w:type="gramStart"/>
+      <w:r>
+        <w:rPr>
+          <w:rFonts w:hint="eastAsia"/>
+        </w:rPr>
+        <w:t>況</w:t>
+      </w:r>
+      <w:proofErr w:type="gramEnd"/>
+      <w:r>
+        <w:rPr>
+          <w:rFonts w:hint="eastAsia"/>
+        </w:rPr>
+        <w:t>認定標準不一、面交時間難以配合，以及潛在的交易詐騙風險等問題。</w:t>
       </w:r>
     </w:p>
     <w:p>
@@ -8533,7 +8759,21 @@
         <w:rPr>
           <w:rFonts w:hint="eastAsia"/>
         </w:rPr>
-        <w:t>人次）、臉書社團（</w:t>
+        <w:t>人次）、</w:t>
+      </w:r>
+      <w:proofErr w:type="gramStart"/>
+      <w:r>
+        <w:rPr>
+          <w:rFonts w:hint="eastAsia"/>
+        </w:rPr>
+        <w:t>臉書社團</w:t>
+      </w:r>
+      <w:proofErr w:type="gramEnd"/>
+      <w:r>
+        <w:rPr>
+          <w:rFonts w:hint="eastAsia"/>
+        </w:rPr>
+        <w:t>（</w:t>
       </w:r>
       <w:r>
         <w:rPr>
@@ -9070,6 +9310,7 @@
                 <w:sz w:val="28"/>
               </w:rPr>
             </w:pPr>
+            <w:proofErr w:type="gramStart"/>
             <w:r>
               <w:rPr>
                 <w:rFonts w:ascii="Times New Roman" w:eastAsia="標楷體" w:hAnsi="Times New Roman" w:hint="eastAsia"/>
@@ -9084,6 +9325,7 @@
               </w:rPr>
               <w:t>社團</w:t>
             </w:r>
+            <w:proofErr w:type="gramEnd"/>
           </w:p>
         </w:tc>
         <w:tc>
@@ -9590,7 +9832,23 @@
                 <w:rFonts w:ascii="Times New Roman" w:eastAsia="標楷體" w:hAnsi="Times New Roman" w:hint="eastAsia"/>
                 <w:sz w:val="28"/>
               </w:rPr>
-              <w:t>圖書精準分類</w:t>
+              <w:t>圖書精</w:t>
+            </w:r>
+            <w:proofErr w:type="gramStart"/>
+            <w:r>
+              <w:rPr>
+                <w:rFonts w:ascii="Times New Roman" w:eastAsia="標楷體" w:hAnsi="Times New Roman" w:hint="eastAsia"/>
+                <w:sz w:val="28"/>
+              </w:rPr>
+              <w:t>準</w:t>
+            </w:r>
+            <w:proofErr w:type="gramEnd"/>
+            <w:r>
+              <w:rPr>
+                <w:rFonts w:ascii="Times New Roman" w:eastAsia="標楷體" w:hAnsi="Times New Roman" w:hint="eastAsia"/>
+                <w:sz w:val="28"/>
+              </w:rPr>
+              <w:t>分類</w:t>
             </w:r>
           </w:p>
         </w:tc>
@@ -10319,14 +10577,44 @@
         <w:rPr>
           <w:rFonts w:hint="eastAsia"/>
         </w:rPr>
-        <w:t>掃描快速上架機制與圖書精準分類，交易流程較為繁雜。旋轉拍賣雖然具備圖書精準分類與即時付款等功能，但在書籍上架過程較為耗時，且未支援實體智取櫃與代幣交易模式。</w:t>
-      </w:r>
+        <w:t>掃描快速上架機制與圖書精</w:t>
+      </w:r>
+      <w:proofErr w:type="gramStart"/>
+      <w:r>
+        <w:rPr>
+          <w:rFonts w:hint="eastAsia"/>
+        </w:rPr>
+        <w:t>準</w:t>
+      </w:r>
+      <w:proofErr w:type="gramEnd"/>
+      <w:r>
+        <w:rPr>
+          <w:rFonts w:hint="eastAsia"/>
+        </w:rPr>
+        <w:t>分類，交易流程較為繁雜。旋轉拍賣雖然具備圖書精</w:t>
+      </w:r>
+      <w:proofErr w:type="gramStart"/>
+      <w:r>
+        <w:rPr>
+          <w:rFonts w:hint="eastAsia"/>
+        </w:rPr>
+        <w:t>準</w:t>
+      </w:r>
+      <w:proofErr w:type="gramEnd"/>
+      <w:r>
+        <w:rPr>
+          <w:rFonts w:hint="eastAsia"/>
+        </w:rPr>
+        <w:t>分類與即時付款等功能，但在書籍上架過程較為耗時，且未支援實體智取櫃與代幣交易模式。</w:t>
+      </w:r>
+      <w:proofErr w:type="gramStart"/>
       <w:r>
         <w:rPr>
           <w:rFonts w:hint="eastAsia"/>
         </w:rPr>
         <w:t>臉書</w:t>
       </w:r>
+      <w:proofErr w:type="gramEnd"/>
       <w:r>
         <w:rPr>
           <w:rFonts w:hint="eastAsia"/>
@@ -10349,7 +10637,35 @@
         <w:rPr>
           <w:rFonts w:hint="eastAsia"/>
         </w:rPr>
-        <w:t>社團雖具備即時互動性與個人化推薦，但缺乏即時付款機制，無法進行即時線上交易成為最大硬傷。</w:t>
+        <w:t>社團雖具備即時互動性與個人化推薦，但缺乏即時付款機制，無法進行</w:t>
+      </w:r>
+      <w:proofErr w:type="gramStart"/>
+      <w:r>
+        <w:rPr>
+          <w:rFonts w:hint="eastAsia"/>
+        </w:rPr>
+        <w:t>即時線上交易</w:t>
+      </w:r>
+      <w:proofErr w:type="gramEnd"/>
+      <w:r>
+        <w:rPr>
+          <w:rFonts w:hint="eastAsia"/>
+        </w:rPr>
+        <w:t>成為</w:t>
+      </w:r>
+      <w:proofErr w:type="gramStart"/>
+      <w:r>
+        <w:rPr>
+          <w:rFonts w:hint="eastAsia"/>
+        </w:rPr>
+        <w:t>最大硬傷</w:t>
+      </w:r>
+      <w:proofErr w:type="gramEnd"/>
+      <w:r>
+        <w:rPr>
+          <w:rFonts w:hint="eastAsia"/>
+        </w:rPr>
+        <w:t>。</w:t>
       </w:r>
       <w:proofErr w:type="spellStart"/>
       <w:r>
@@ -10363,7 +10679,35 @@
         <w:rPr>
           <w:rFonts w:hint="eastAsia"/>
         </w:rPr>
-        <w:t>本質上為社群論壇，儘管設有二手買賣版供使用者交流，但因非專屬之交易平台，其功能過於精簡，僅提供即時聊天，缺乏圖書精準分類、即時線上付款與個人化推薦等完整的輔助機制。</w:t>
+        <w:t>本質上為社群論壇，儘管設有二手買賣版供使用者交流，但因非專屬之交易平台，其功能過於精簡，僅提供即時聊天，缺乏圖書精</w:t>
+      </w:r>
+      <w:proofErr w:type="gramStart"/>
+      <w:r>
+        <w:rPr>
+          <w:rFonts w:hint="eastAsia"/>
+        </w:rPr>
+        <w:t>準</w:t>
+      </w:r>
+      <w:proofErr w:type="gramEnd"/>
+      <w:r>
+        <w:rPr>
+          <w:rFonts w:hint="eastAsia"/>
+        </w:rPr>
+        <w:t>分類、</w:t>
+      </w:r>
+      <w:proofErr w:type="gramStart"/>
+      <w:r>
+        <w:rPr>
+          <w:rFonts w:hint="eastAsia"/>
+        </w:rPr>
+        <w:t>即時線上付款</w:t>
+      </w:r>
+      <w:proofErr w:type="gramEnd"/>
+      <w:r>
+        <w:rPr>
+          <w:rFonts w:hint="eastAsia"/>
+        </w:rPr>
+        <w:t>與個人化推薦等完整的輔助機制。</w:t>
       </w:r>
     </w:p>
     <w:p>
@@ -10389,7 +10733,21 @@
         <w:rPr>
           <w:rFonts w:hint="eastAsia"/>
         </w:rPr>
-        <w:t>的受訪者表示「家裡空間不足、想清空但懶得處理」為最大困擾，其次為寄送流程繁瑣（</w:t>
+        <w:t>的受訪者表示「家裡空間不足、想</w:t>
+      </w:r>
+      <w:proofErr w:type="gramStart"/>
+      <w:r>
+        <w:rPr>
+          <w:rFonts w:hint="eastAsia"/>
+        </w:rPr>
+        <w:t>清空但懶得</w:t>
+      </w:r>
+      <w:proofErr w:type="gramEnd"/>
+      <w:r>
+        <w:rPr>
+          <w:rFonts w:hint="eastAsia"/>
+        </w:rPr>
+        <w:t>處理」為最大困擾，其次為寄送流程繁瑣（</w:t>
       </w:r>
       <w:r>
         <w:rPr>
@@ -11452,12 +11810,14 @@
         <w:spacing w:before="120"/>
         <w:ind w:firstLine="560"/>
       </w:pPr>
+      <w:proofErr w:type="gramStart"/>
       <w:r>
         <w:rPr>
           <w:rFonts w:hint="eastAsia"/>
         </w:rPr>
         <w:t>此外，</w:t>
       </w:r>
+      <w:proofErr w:type="gramEnd"/>
       <w:r>
         <w:rPr>
           <w:rFonts w:hint="eastAsia"/>
@@ -11498,7 +11858,49 @@
         <w:rPr>
           <w:rFonts w:hint="eastAsia"/>
         </w:rPr>
-        <w:t>「線上查看實體書況照片」功能對購買意願具有正面幫助，進一步確認了本系統在書況透明化設計上的必要性。</w:t>
+        <w:t>「</w:t>
+      </w:r>
+      <w:proofErr w:type="gramStart"/>
+      <w:r>
+        <w:rPr>
+          <w:rFonts w:hint="eastAsia"/>
+        </w:rPr>
+        <w:t>線上查看</w:t>
+      </w:r>
+      <w:proofErr w:type="gramEnd"/>
+      <w:r>
+        <w:rPr>
+          <w:rFonts w:hint="eastAsia"/>
+        </w:rPr>
+        <w:t>實體書</w:t>
+      </w:r>
+      <w:proofErr w:type="gramStart"/>
+      <w:r>
+        <w:rPr>
+          <w:rFonts w:hint="eastAsia"/>
+        </w:rPr>
+        <w:t>況</w:t>
+      </w:r>
+      <w:proofErr w:type="gramEnd"/>
+      <w:r>
+        <w:rPr>
+          <w:rFonts w:hint="eastAsia"/>
+        </w:rPr>
+        <w:t>照片」功能對購買意願具有正面幫助，進一步確認了本系統在書</w:t>
+      </w:r>
+      <w:proofErr w:type="gramStart"/>
+      <w:r>
+        <w:rPr>
+          <w:rFonts w:hint="eastAsia"/>
+        </w:rPr>
+        <w:t>況</w:t>
+      </w:r>
+      <w:proofErr w:type="gramEnd"/>
+      <w:r>
+        <w:rPr>
+          <w:rFonts w:hint="eastAsia"/>
+        </w:rPr>
+        <w:t>透明化設計上的必要性。</w:t>
       </w:r>
     </w:p>
     <w:p>
@@ -11686,7 +12088,49 @@
         <w:rPr>
           <w:rFonts w:hint="eastAsia"/>
         </w:rPr>
-        <w:t>綜合問卷結果與競品分析，現有交易管道缺乏專屬整合平台、面交與寄送流程的不便是阻礙交易的主要障礙，而使用者對實體儲物櫃方案、自助化操作及書況透明度展現出高度期待，這些發現為本系統之功能規劃與設計方向提供了明確的依據。</w:t>
+        <w:t>綜合問卷結果</w:t>
+      </w:r>
+      <w:proofErr w:type="gramStart"/>
+      <w:r>
+        <w:rPr>
+          <w:rFonts w:hint="eastAsia"/>
+        </w:rPr>
+        <w:t>與競品分析</w:t>
+      </w:r>
+      <w:proofErr w:type="gramEnd"/>
+      <w:r>
+        <w:rPr>
+          <w:rFonts w:hint="eastAsia"/>
+        </w:rPr>
+        <w:t>，現有交易管道缺乏專屬整合平台、面交與寄送流程的</w:t>
+      </w:r>
+      <w:proofErr w:type="gramStart"/>
+      <w:r>
+        <w:rPr>
+          <w:rFonts w:hint="eastAsia"/>
+        </w:rPr>
+        <w:t>不</w:t>
+      </w:r>
+      <w:proofErr w:type="gramEnd"/>
+      <w:r>
+        <w:rPr>
+          <w:rFonts w:hint="eastAsia"/>
+        </w:rPr>
+        <w:t>便是阻礙交易的主要障礙，而使用者對實體儲物櫃方案、自助化操作及書</w:t>
+      </w:r>
+      <w:proofErr w:type="gramStart"/>
+      <w:r>
+        <w:rPr>
+          <w:rFonts w:hint="eastAsia"/>
+        </w:rPr>
+        <w:t>況</w:t>
+      </w:r>
+      <w:proofErr w:type="gramEnd"/>
+      <w:r>
+        <w:rPr>
+          <w:rFonts w:hint="eastAsia"/>
+        </w:rPr>
+        <w:t>透明度展現出高度期待，這些發現為本系統之功能規劃與設計方向提供了明確的依據。</w:t>
       </w:r>
     </w:p>
     <w:p>
@@ -11761,7 +12205,35 @@
         <w:rPr>
           <w:rFonts w:hint="eastAsia"/>
         </w:rPr>
-        <w:t>保障交易安全：運用區塊鏈智慧合約進行代幣化金流託管，確保資金安全與交易透明，建立使用者信任基礎。</w:t>
+        <w:t>保障交易安全：運用</w:t>
+      </w:r>
+      <w:proofErr w:type="gramStart"/>
+      <w:r>
+        <w:rPr>
+          <w:rFonts w:hint="eastAsia"/>
+        </w:rPr>
+        <w:t>區塊鏈智慧</w:t>
+      </w:r>
+      <w:proofErr w:type="gramEnd"/>
+      <w:r>
+        <w:rPr>
+          <w:rFonts w:hint="eastAsia"/>
+        </w:rPr>
+        <w:t>合約進行</w:t>
+      </w:r>
+      <w:proofErr w:type="gramStart"/>
+      <w:r>
+        <w:rPr>
+          <w:rFonts w:hint="eastAsia"/>
+        </w:rPr>
+        <w:t>代幣化金流</w:t>
+      </w:r>
+      <w:proofErr w:type="gramEnd"/>
+      <w:r>
+        <w:rPr>
+          <w:rFonts w:hint="eastAsia"/>
+        </w:rPr>
+        <w:t>託管，確保資金安全與交易透明，建立使用者信任基礎。</w:t>
       </w:r>
     </w:p>
     <w:p>
@@ -11818,7 +12290,21 @@
         <w:rPr>
           <w:rFonts w:hint="eastAsia"/>
         </w:rPr>
-        <w:t>促進資源循環：透過平台運作，使閒置書籍得以高效媒合流通，推動校園永續發展的生態目標。</w:t>
+        <w:t>促進資源循環：透過平台運作，使閒置書籍得以高效</w:t>
+      </w:r>
+      <w:proofErr w:type="gramStart"/>
+      <w:r>
+        <w:rPr>
+          <w:rFonts w:hint="eastAsia"/>
+        </w:rPr>
+        <w:t>媒</w:t>
+      </w:r>
+      <w:proofErr w:type="gramEnd"/>
+      <w:r>
+        <w:rPr>
+          <w:rFonts w:hint="eastAsia"/>
+        </w:rPr>
+        <w:t>合流通，推動校園永續發展的生態目標。</w:t>
       </w:r>
     </w:p>
     <w:p>
@@ -11855,7 +12341,35 @@
         <w:rPr>
           <w:rFonts w:hint="eastAsia"/>
         </w:rPr>
-        <w:t>條碼掃描技術，實現二手書籍的快速上架，大幅簡化賣方的操作流程。在交易機制方面，系統導入區塊鏈智慧合約技術，建構創新的代幣化交易模式，以確保買賣雙方的資金安全與交易資訊的高度透明。此外，我們結合</w:t>
+        <w:t>條碼掃描技術，實現二手書籍的快速上架，大幅簡化賣方的操作流程。在交易機制方面，系統導入</w:t>
+      </w:r>
+      <w:proofErr w:type="gramStart"/>
+      <w:r>
+        <w:rPr>
+          <w:rFonts w:hint="eastAsia"/>
+        </w:rPr>
+        <w:t>區塊鏈智慧</w:t>
+      </w:r>
+      <w:proofErr w:type="gramEnd"/>
+      <w:r>
+        <w:rPr>
+          <w:rFonts w:hint="eastAsia"/>
+        </w:rPr>
+        <w:t>合約技術，建構創新的代幣化交易模式，以確保買賣雙方的資金安全與交易資訊的高度透明。</w:t>
+      </w:r>
+      <w:proofErr w:type="gramStart"/>
+      <w:r>
+        <w:rPr>
+          <w:rFonts w:hint="eastAsia"/>
+        </w:rPr>
+        <w:t>此外，</w:t>
+      </w:r>
+      <w:proofErr w:type="gramEnd"/>
+      <w:r>
+        <w:rPr>
+          <w:rFonts w:hint="eastAsia"/>
+        </w:rPr>
+        <w:t>我們結合</w:t>
       </w:r>
       <w:r>
         <w:rPr>
@@ -11867,7 +12381,21 @@
         <w:rPr>
           <w:rFonts w:hint="eastAsia"/>
         </w:rPr>
-        <w:t>列印與物聯網（</w:t>
+        <w:t>列印</w:t>
+      </w:r>
+      <w:proofErr w:type="gramStart"/>
+      <w:r>
+        <w:rPr>
+          <w:rFonts w:hint="eastAsia"/>
+        </w:rPr>
+        <w:t>與物聯網</w:t>
+      </w:r>
+      <w:proofErr w:type="gramEnd"/>
+      <w:r>
+        <w:rPr>
+          <w:rFonts w:hint="eastAsia"/>
+        </w:rPr>
+        <w:t>（</w:t>
       </w:r>
       <w:r>
         <w:rPr>
@@ -11891,7 +12419,21 @@
         <w:rPr>
           <w:rFonts w:hint="eastAsia"/>
         </w:rPr>
-        <w:t>小時全天候的非同步取貨服務，有效突破傳統面交的時空限制。最後，透過會員等級制度的設計，不僅能賦予使用者專屬的尊榮感，更能有效提升平台黏著度。</w:t>
+        <w:t>小時全天候的非同步取貨服務，有效突破傳統面交的時空限制。最後，透過會員等級制度的設計，不僅能賦予使用者專屬的</w:t>
+      </w:r>
+      <w:proofErr w:type="gramStart"/>
+      <w:r>
+        <w:rPr>
+          <w:rFonts w:hint="eastAsia"/>
+        </w:rPr>
+        <w:t>尊榮感</w:t>
+      </w:r>
+      <w:proofErr w:type="gramEnd"/>
+      <w:r>
+        <w:rPr>
+          <w:rFonts w:hint="eastAsia"/>
+        </w:rPr>
+        <w:t>，更能有效提升平台黏著度。</w:t>
       </w:r>
     </w:p>
     <w:p>
@@ -12164,7 +12706,21 @@
         <w:rPr>
           <w:rFonts w:hint="eastAsia"/>
         </w:rPr>
-        <w:t>開發與調試：利用</w:t>
+        <w:t>開發</w:t>
+      </w:r>
+      <w:proofErr w:type="gramStart"/>
+      <w:r>
+        <w:rPr>
+          <w:rFonts w:hint="eastAsia"/>
+        </w:rPr>
+        <w:t>與調試</w:t>
+      </w:r>
+      <w:proofErr w:type="gramEnd"/>
+      <w:r>
+        <w:rPr>
+          <w:rFonts w:hint="eastAsia"/>
+        </w:rPr>
+        <w:t>：利用</w:t>
       </w:r>
       <w:r>
         <w:rPr>
@@ -12200,7 +12756,21 @@
         <w:rPr>
           <w:rFonts w:hint="eastAsia"/>
         </w:rPr>
-        <w:t>進行介面測試，確保後端邏輯的正確性與介接便利性。</w:t>
+        <w:t>進行介面測試，確保後端邏輯的正確性與</w:t>
+      </w:r>
+      <w:proofErr w:type="gramStart"/>
+      <w:r>
+        <w:rPr>
+          <w:rFonts w:hint="eastAsia"/>
+        </w:rPr>
+        <w:t>介</w:t>
+      </w:r>
+      <w:proofErr w:type="gramEnd"/>
+      <w:r>
+        <w:rPr>
+          <w:rFonts w:hint="eastAsia"/>
+        </w:rPr>
+        <w:t>接便利性。</w:t>
       </w:r>
     </w:p>
     <w:p>
@@ -12212,11 +12782,19 @@
         </w:numPr>
         <w:ind w:left="964" w:hanging="482"/>
       </w:pPr>
-      <w:r>
-        <w:rPr>
-          <w:rFonts w:hint="eastAsia"/>
-        </w:rPr>
-        <w:t>物聯網與硬體整合：</w:t>
+      <w:proofErr w:type="gramStart"/>
+      <w:r>
+        <w:rPr>
+          <w:rFonts w:hint="eastAsia"/>
+        </w:rPr>
+        <w:t>物聯網</w:t>
+      </w:r>
+      <w:proofErr w:type="gramEnd"/>
+      <w:r>
+        <w:rPr>
+          <w:rFonts w:hint="eastAsia"/>
+        </w:rPr>
+        <w:t>與硬體整合：</w:t>
       </w:r>
       <w:r>
         <w:rPr>
@@ -12246,7 +12824,21 @@
         <w:rPr>
           <w:rFonts w:hint="eastAsia"/>
         </w:rPr>
-        <w:t>機械建模，確保各零組件之公差配合，具備高度客製化與低成本模組化優勢。結合微控制器與雲端後台技術，實現掃碼開櫃與存取偵測等自動化功能。</w:t>
+        <w:t>機械建模，確保各零組件之公差配合，具備高度客製化與低成本模組化優勢。結合微控制器與雲端後台技術，實現</w:t>
+      </w:r>
+      <w:proofErr w:type="gramStart"/>
+      <w:r>
+        <w:rPr>
+          <w:rFonts w:hint="eastAsia"/>
+        </w:rPr>
+        <w:t>掃碼開</w:t>
+      </w:r>
+      <w:proofErr w:type="gramEnd"/>
+      <w:r>
+        <w:rPr>
+          <w:rFonts w:hint="eastAsia"/>
+        </w:rPr>
+        <w:t>櫃與存取偵測等自動化功能。</w:t>
       </w:r>
     </w:p>
     <w:p>
@@ -12258,11 +12850,19 @@
         </w:numPr>
         <w:ind w:left="964" w:hanging="482"/>
       </w:pPr>
-      <w:r>
-        <w:rPr>
-          <w:rFonts w:hint="eastAsia"/>
-        </w:rPr>
-        <w:t>區塊鏈智慧合約：</w:t>
+      <w:proofErr w:type="gramStart"/>
+      <w:r>
+        <w:rPr>
+          <w:rFonts w:hint="eastAsia"/>
+        </w:rPr>
+        <w:t>區塊鏈智慧</w:t>
+      </w:r>
+      <w:proofErr w:type="gramEnd"/>
+      <w:r>
+        <w:rPr>
+          <w:rFonts w:hint="eastAsia"/>
+        </w:rPr>
+        <w:t>合約：</w:t>
       </w:r>
       <w:r>
         <w:rPr>
@@ -12312,7 +12912,21 @@
         <w:rPr>
           <w:rFonts w:hint="eastAsia"/>
         </w:rPr>
-        <w:t>現有痛點顯著智慧書櫃吸引力：問卷指出，若在學校或捷運站設置智慧書櫃，其即時入帳、</w:t>
+        <w:t>現有痛點顯著智慧書櫃吸引力：問卷指出，若在學校或捷運站設置智慧書櫃，其即時</w:t>
+      </w:r>
+      <w:proofErr w:type="gramStart"/>
+      <w:r>
+        <w:rPr>
+          <w:rFonts w:hint="eastAsia"/>
+        </w:rPr>
+        <w:t>入帳</w:t>
+      </w:r>
+      <w:proofErr w:type="gramEnd"/>
+      <w:r>
+        <w:rPr>
+          <w:rFonts w:hint="eastAsia"/>
+        </w:rPr>
+        <w:t>、</w:t>
       </w:r>
       <w:r>
         <w:rPr>
@@ -12336,7 +12950,21 @@
         <w:rPr>
           <w:rFonts w:hint="eastAsia"/>
         </w:rPr>
-        <w:t>取貨以及免手打資料等功能對於轉移現有使用者具備極大吸引力。</w:t>
+        <w:t>取貨</w:t>
+      </w:r>
+      <w:proofErr w:type="gramStart"/>
+      <w:r>
+        <w:rPr>
+          <w:rFonts w:hint="eastAsia"/>
+        </w:rPr>
+        <w:t>以及免手打</w:t>
+      </w:r>
+      <w:proofErr w:type="gramEnd"/>
+      <w:r>
+        <w:rPr>
+          <w:rFonts w:hint="eastAsia"/>
+        </w:rPr>
+        <w:t>資料等功能對於轉移現有使用者具備極大吸引力。</w:t>
       </w:r>
     </w:p>
     <w:p>
@@ -12468,7 +13096,35 @@
         <w:rPr>
           <w:rFonts w:hint="eastAsia"/>
         </w:rPr>
-        <w:t>提供「線上查看實體書況照片」功能，調查顯示此功能可顯著增加購買意願。</w:t>
+        <w:t>提供「</w:t>
+      </w:r>
+      <w:proofErr w:type="gramStart"/>
+      <w:r>
+        <w:rPr>
+          <w:rFonts w:hint="eastAsia"/>
+        </w:rPr>
+        <w:t>線上查看</w:t>
+      </w:r>
+      <w:proofErr w:type="gramEnd"/>
+      <w:r>
+        <w:rPr>
+          <w:rFonts w:hint="eastAsia"/>
+        </w:rPr>
+        <w:t>實體書</w:t>
+      </w:r>
+      <w:proofErr w:type="gramStart"/>
+      <w:r>
+        <w:rPr>
+          <w:rFonts w:hint="eastAsia"/>
+        </w:rPr>
+        <w:t>況</w:t>
+      </w:r>
+      <w:proofErr w:type="gramEnd"/>
+      <w:r>
+        <w:rPr>
+          <w:rFonts w:hint="eastAsia"/>
+        </w:rPr>
+        <w:t>照片」功能，調查顯示此功能可顯著增加購買意願。</w:t>
       </w:r>
     </w:p>
     <w:p>
@@ -12593,11 +13249,33 @@
         </w:numPr>
         <w:ind w:left="964" w:hanging="482"/>
       </w:pPr>
-      <w:r>
-        <w:rPr>
-          <w:rFonts w:hint="eastAsia"/>
-        </w:rPr>
-        <w:t>個資保護與隱私機制：嚴格遵守台灣《個人資料保護法》，系統採取分層儲存策略，區塊鏈上僅儲存交易雜湊值（</w:t>
+      <w:proofErr w:type="gramStart"/>
+      <w:r>
+        <w:rPr>
+          <w:rFonts w:hint="eastAsia"/>
+        </w:rPr>
+        <w:t>個</w:t>
+      </w:r>
+      <w:proofErr w:type="gramEnd"/>
+      <w:r>
+        <w:rPr>
+          <w:rFonts w:hint="eastAsia"/>
+        </w:rPr>
+        <w:t>資保護與隱私機制：嚴格遵守台灣《個人資料保護法》，系統採取分層儲存策略，</w:t>
+      </w:r>
+      <w:proofErr w:type="gramStart"/>
+      <w:r>
+        <w:rPr>
+          <w:rFonts w:hint="eastAsia"/>
+        </w:rPr>
+        <w:t>區塊鏈上</w:t>
+      </w:r>
+      <w:proofErr w:type="gramEnd"/>
+      <w:r>
+        <w:rPr>
+          <w:rFonts w:hint="eastAsia"/>
+        </w:rPr>
+        <w:t>僅儲存交易雜湊值（</w:t>
       </w:r>
       <w:r>
         <w:rPr>
@@ -12609,7 +13287,21 @@
         <w:rPr>
           <w:rFonts w:hint="eastAsia"/>
         </w:rPr>
-        <w:t>）與合約邏輯，使用者敏感個資則儲存在符合加密規範之中心化資料庫中。</w:t>
+        <w:t>）與合約邏輯，使用者敏感</w:t>
+      </w:r>
+      <w:proofErr w:type="gramStart"/>
+      <w:r>
+        <w:rPr>
+          <w:rFonts w:hint="eastAsia"/>
+        </w:rPr>
+        <w:t>個</w:t>
+      </w:r>
+      <w:proofErr w:type="gramEnd"/>
+      <w:r>
+        <w:rPr>
+          <w:rFonts w:hint="eastAsia"/>
+        </w:rPr>
+        <w:t>資則儲存在符合加密規範之中心化資料庫中。</w:t>
       </w:r>
     </w:p>
     <w:p>
@@ -12625,7 +13317,21 @@
         <w:rPr>
           <w:rFonts w:hint="eastAsia"/>
         </w:rPr>
-        <w:t>金流託管合規化：本系統之代幣或金流託管僅作為「交易履約保證」，不涉及吸金或非法集資，並計畫在未來擴充時，導入第三方支付機制以符合金融法規要求。</w:t>
+        <w:t>金流託管合</w:t>
+      </w:r>
+      <w:proofErr w:type="gramStart"/>
+      <w:r>
+        <w:rPr>
+          <w:rFonts w:hint="eastAsia"/>
+        </w:rPr>
+        <w:t>規</w:t>
+      </w:r>
+      <w:proofErr w:type="gramEnd"/>
+      <w:r>
+        <w:rPr>
+          <w:rFonts w:hint="eastAsia"/>
+        </w:rPr>
+        <w:t>化：本系統之代幣或金流託管僅作為「交易履約保證」，不涉及吸金或非法集資，並計畫在未來擴充時，導入第三方支付機制以符合金融法規要求。</w:t>
       </w:r>
     </w:p>
     <w:p>
@@ -12641,7 +13347,21 @@
         <w:rPr>
           <w:rFonts w:hint="eastAsia"/>
         </w:rPr>
-        <w:t>爭議處理條款：於智慧合約中設計「爭議凍結期」，若買家發現書況與照片嚴重不符，可申請凍結款項，並由系統平台介入調解，保障消費者權益。</w:t>
+        <w:t>爭議處理條款：於智慧合約中設計「爭議凍結期」，若買家發現書</w:t>
+      </w:r>
+      <w:proofErr w:type="gramStart"/>
+      <w:r>
+        <w:rPr>
+          <w:rFonts w:hint="eastAsia"/>
+        </w:rPr>
+        <w:t>況</w:t>
+      </w:r>
+      <w:proofErr w:type="gramEnd"/>
+      <w:r>
+        <w:rPr>
+          <w:rFonts w:hint="eastAsia"/>
+        </w:rPr>
+        <w:t>與照片嚴重不符，可申請凍結款項，並由系統平台介入調解，保障消費者權益。</w:t>
       </w:r>
     </w:p>
     <w:p>
@@ -12882,12 +13602,21 @@
                 <w:sz w:val="28"/>
               </w:rPr>
             </w:pPr>
+            <w:proofErr w:type="gramStart"/>
             <w:r>
               <w:rPr>
                 <w:rFonts w:ascii="Times New Roman" w:eastAsia="標楷體" w:hAnsi="Times New Roman" w:hint="eastAsia"/>
                 <w:sz w:val="28"/>
               </w:rPr>
-              <w:t>區塊鏈設施服務商</w:t>
+              <w:t>區塊鏈設施</w:t>
+            </w:r>
+            <w:proofErr w:type="gramEnd"/>
+            <w:r>
+              <w:rPr>
+                <w:rFonts w:ascii="Times New Roman" w:eastAsia="標楷體" w:hAnsi="Times New Roman" w:hint="eastAsia"/>
+                <w:sz w:val="28"/>
+              </w:rPr>
+              <w:t>服務商</w:t>
             </w:r>
           </w:p>
           <w:p>
@@ -13085,7 +13814,23 @@
                 <w:rFonts w:ascii="Times New Roman" w:eastAsia="標楷體" w:hAnsi="Times New Roman" w:hint="eastAsia"/>
                 <w:sz w:val="28"/>
               </w:rPr>
-              <w:t>信任保障：區塊鏈智慧合約託管</w:t>
+              <w:t>信任保障：</w:t>
+            </w:r>
+            <w:proofErr w:type="gramStart"/>
+            <w:r>
+              <w:rPr>
+                <w:rFonts w:ascii="Times New Roman" w:eastAsia="標楷體" w:hAnsi="Times New Roman" w:hint="eastAsia"/>
+                <w:sz w:val="28"/>
+              </w:rPr>
+              <w:t>區塊鏈智慧</w:t>
+            </w:r>
+            <w:proofErr w:type="gramEnd"/>
+            <w:r>
+              <w:rPr>
+                <w:rFonts w:ascii="Times New Roman" w:eastAsia="標楷體" w:hAnsi="Times New Roman" w:hint="eastAsia"/>
+                <w:sz w:val="28"/>
+              </w:rPr>
+              <w:t>合約託管</w:t>
             </w:r>
           </w:p>
           <w:p>
@@ -13493,8 +14238,17 @@
                 <w:rFonts w:ascii="Times New Roman" w:eastAsia="標楷體" w:hAnsi="Times New Roman" w:hint="eastAsia"/>
                 <w:sz w:val="28"/>
               </w:rPr>
-              <w:t>校園捷運等場域</w:t>
-            </w:r>
+              <w:t>校園</w:t>
+            </w:r>
+            <w:proofErr w:type="gramStart"/>
+            <w:r>
+              <w:rPr>
+                <w:rFonts w:ascii="Times New Roman" w:eastAsia="標楷體" w:hAnsi="Times New Roman" w:hint="eastAsia"/>
+                <w:sz w:val="28"/>
+              </w:rPr>
+              <w:t>捷運等場域</w:t>
+            </w:r>
+            <w:proofErr w:type="gramEnd"/>
           </w:p>
           <w:p>
             <w:pPr>
@@ -13622,12 +14376,21 @@
                 <w:sz w:val="28"/>
               </w:rPr>
             </w:pPr>
+            <w:proofErr w:type="gramStart"/>
             <w:r>
               <w:rPr>
                 <w:rFonts w:ascii="Times New Roman" w:eastAsia="標楷體" w:hAnsi="Times New Roman" w:hint="eastAsia"/>
                 <w:sz w:val="28"/>
               </w:rPr>
-              <w:t>區塊鏈交易手續費</w:t>
+              <w:t>區塊鏈交易</w:t>
+            </w:r>
+            <w:proofErr w:type="gramEnd"/>
+            <w:r>
+              <w:rPr>
+                <w:rFonts w:ascii="Times New Roman" w:eastAsia="標楷體" w:hAnsi="Times New Roman" w:hint="eastAsia"/>
+                <w:sz w:val="28"/>
+              </w:rPr>
+              <w:t>手續費</w:t>
             </w:r>
           </w:p>
           <w:p>
@@ -13833,7 +14596,21 @@
         <w:rPr>
           <w:rFonts w:hint="eastAsia"/>
         </w:rPr>
-        <w:t>分析，本系統之目標族群為「欲買賣二手書籍，卻苦於面交時間難以配合或對交易安全性存疑」的交易者，系統以區塊鏈智慧合約託管與智慧書櫃實物驗證為核心，透過自動化流程解決傳統面交的痛點。</w:t>
+        <w:t>分析，本系統之目標族群為「欲買賣二手書籍，卻苦於面交時間難以配合或對交易安全性存疑」的交易者，系統以</w:t>
+      </w:r>
+      <w:proofErr w:type="gramStart"/>
+      <w:r>
+        <w:rPr>
+          <w:rFonts w:hint="eastAsia"/>
+        </w:rPr>
+        <w:t>區塊鏈智慧</w:t>
+      </w:r>
+      <w:proofErr w:type="gramEnd"/>
+      <w:r>
+        <w:rPr>
+          <w:rFonts w:hint="eastAsia"/>
+        </w:rPr>
+        <w:t>合約託管與智慧書櫃實物驗證為核心，透過自動化流程解決傳統面交的痛點。</w:t>
       </w:r>
     </w:p>
     <w:p>
@@ -13846,7 +14623,49 @@
         <w:rPr>
           <w:rFonts w:hint="eastAsia"/>
         </w:rPr>
-        <w:t>本系統透過區塊鏈技術建立自動化金流託管，結合實體智慧書櫃的存取機制，確保款項在買家成功取貨並確認訂單後才進行金流撥款處理，徹底解決交易詐騙風險與個資外洩隱憂。平台不僅提供便利的</w:t>
+        <w:t>本系統透過</w:t>
+      </w:r>
+      <w:proofErr w:type="gramStart"/>
+      <w:r>
+        <w:rPr>
+          <w:rFonts w:hint="eastAsia"/>
+        </w:rPr>
+        <w:t>區塊鏈技術</w:t>
+      </w:r>
+      <w:proofErr w:type="gramEnd"/>
+      <w:r>
+        <w:rPr>
+          <w:rFonts w:hint="eastAsia"/>
+        </w:rPr>
+        <w:t>建立自動化金流託管，結合實體智慧書櫃的存取機制，確保款項在買家成功取貨並確認訂單後才進行金流撥款處理，徹底解決交易詐騙風險與</w:t>
+      </w:r>
+      <w:proofErr w:type="gramStart"/>
+      <w:r>
+        <w:rPr>
+          <w:rFonts w:hint="eastAsia"/>
+        </w:rPr>
+        <w:t>個</w:t>
+      </w:r>
+      <w:proofErr w:type="gramEnd"/>
+      <w:r>
+        <w:rPr>
+          <w:rFonts w:hint="eastAsia"/>
+        </w:rPr>
+        <w:t>資外</w:t>
+      </w:r>
+      <w:proofErr w:type="gramStart"/>
+      <w:r>
+        <w:rPr>
+          <w:rFonts w:hint="eastAsia"/>
+        </w:rPr>
+        <w:t>洩</w:t>
+      </w:r>
+      <w:proofErr w:type="gramEnd"/>
+      <w:r>
+        <w:rPr>
+          <w:rFonts w:hint="eastAsia"/>
+        </w:rPr>
+        <w:t>隱憂。平台不僅提供便利的</w:t>
       </w:r>
       <w:r>
         <w:rPr>
@@ -13858,7 +14677,21 @@
         <w:rPr>
           <w:rFonts w:hint="eastAsia"/>
         </w:rPr>
-        <w:t>小時自助取件服務，更透過物聯網（</w:t>
+        <w:t>小時自助取件服務，更</w:t>
+      </w:r>
+      <w:proofErr w:type="gramStart"/>
+      <w:r>
+        <w:rPr>
+          <w:rFonts w:hint="eastAsia"/>
+        </w:rPr>
+        <w:t>透過物聯網</w:t>
+      </w:r>
+      <w:proofErr w:type="gramEnd"/>
+      <w:r>
+        <w:rPr>
+          <w:rFonts w:hint="eastAsia"/>
+        </w:rPr>
+        <w:t>（</w:t>
       </w:r>
       <w:r>
         <w:rPr>
@@ -13934,7 +14767,21 @@
         <w:rPr>
           <w:rFonts w:hint="eastAsia"/>
         </w:rPr>
-        <w:t>身份區隔：區分為欲降低書費負擔的學生，以及重視交易效率與書況的買賣書族群。</w:t>
+        <w:t>身份區隔：區分為欲降低書費負擔的學生，以及重視交易效率與書</w:t>
+      </w:r>
+      <w:proofErr w:type="gramStart"/>
+      <w:r>
+        <w:rPr>
+          <w:rFonts w:hint="eastAsia"/>
+        </w:rPr>
+        <w:t>況</w:t>
+      </w:r>
+      <w:proofErr w:type="gramEnd"/>
+      <w:r>
+        <w:rPr>
+          <w:rFonts w:hint="eastAsia"/>
+        </w:rPr>
+        <w:t>的買賣書族群。</w:t>
       </w:r>
     </w:p>
     <w:p>
@@ -14050,7 +14897,21 @@
         <w:rPr>
           <w:rFonts w:hint="eastAsia"/>
         </w:rPr>
-        <w:t>吸引重視交易安全與真實書況，並希望透過「驗收後撥款」機制保障權益的謹慎交易者。</w:t>
+        <w:t>吸引重視交易安全與真實書</w:t>
+      </w:r>
+      <w:proofErr w:type="gramStart"/>
+      <w:r>
+        <w:rPr>
+          <w:rFonts w:hint="eastAsia"/>
+        </w:rPr>
+        <w:t>況</w:t>
+      </w:r>
+      <w:proofErr w:type="gramEnd"/>
+      <w:r>
+        <w:rPr>
+          <w:rFonts w:hint="eastAsia"/>
+        </w:rPr>
+        <w:t>，並希望透過「驗收後撥款」機制保障權益的謹慎交易者。</w:t>
       </w:r>
     </w:p>
     <w:p>
@@ -14110,7 +14971,21 @@
         <w:rPr>
           <w:rFonts w:hint="eastAsia"/>
         </w:rPr>
-        <w:t>信任保障：利用區塊鏈智慧合約技術進行款項託管，實現「買家驗貨才撥款」，徹底杜絕交易詐騙。</w:t>
+        <w:t>信任保障：利用</w:t>
+      </w:r>
+      <w:proofErr w:type="gramStart"/>
+      <w:r>
+        <w:rPr>
+          <w:rFonts w:hint="eastAsia"/>
+        </w:rPr>
+        <w:t>區塊鏈智慧</w:t>
+      </w:r>
+      <w:proofErr w:type="gramEnd"/>
+      <w:r>
+        <w:rPr>
+          <w:rFonts w:hint="eastAsia"/>
+        </w:rPr>
+        <w:t>合約技術進行款項託管，實現「買家驗貨才撥款」，徹底杜絕交易詐騙。</w:t>
       </w:r>
     </w:p>
     <w:p>
@@ -14126,7 +15001,21 @@
         <w:rPr>
           <w:rFonts w:hint="eastAsia"/>
         </w:rPr>
-        <w:t>極致便利：整合物聯網智慧書櫃與</w:t>
+        <w:t>極致便利：</w:t>
+      </w:r>
+      <w:proofErr w:type="gramStart"/>
+      <w:r>
+        <w:rPr>
+          <w:rFonts w:hint="eastAsia"/>
+        </w:rPr>
+        <w:t>整合物聯網</w:t>
+      </w:r>
+      <w:proofErr w:type="gramEnd"/>
+      <w:r>
+        <w:rPr>
+          <w:rFonts w:hint="eastAsia"/>
+        </w:rPr>
+        <w:t>智慧書櫃與</w:t>
       </w:r>
       <w:r>
         <w:rPr>
@@ -14150,7 +15039,35 @@
         <w:rPr>
           <w:rFonts w:hint="eastAsia"/>
         </w:rPr>
-        <w:t>小時不打烊的「非同步掃碼存取」自動化流程。</w:t>
+        <w:t>小時</w:t>
+      </w:r>
+      <w:proofErr w:type="gramStart"/>
+      <w:r>
+        <w:rPr>
+          <w:rFonts w:hint="eastAsia"/>
+        </w:rPr>
+        <w:t>不</w:t>
+      </w:r>
+      <w:proofErr w:type="gramEnd"/>
+      <w:r>
+        <w:rPr>
+          <w:rFonts w:hint="eastAsia"/>
+        </w:rPr>
+        <w:t>打烊的「</w:t>
+      </w:r>
+      <w:proofErr w:type="gramStart"/>
+      <w:r>
+        <w:rPr>
+          <w:rFonts w:hint="eastAsia"/>
+        </w:rPr>
+        <w:t>非同步掃碼存取</w:t>
+      </w:r>
+      <w:proofErr w:type="gramEnd"/>
+      <w:r>
+        <w:rPr>
+          <w:rFonts w:hint="eastAsia"/>
+        </w:rPr>
+        <w:t>」自動化流程。</w:t>
       </w:r>
     </w:p>
     <w:p>
@@ -14232,11 +15149,19 @@
         </w:numPr>
         <w:ind w:left="964" w:hanging="482"/>
       </w:pPr>
-      <w:r>
-        <w:rPr>
-          <w:rFonts w:hint="eastAsia"/>
-        </w:rPr>
-        <w:t>技術跨域整合：結合智慧合約金流與</w:t>
+      <w:proofErr w:type="gramStart"/>
+      <w:r>
+        <w:rPr>
+          <w:rFonts w:hint="eastAsia"/>
+        </w:rPr>
+        <w:t>技術跨域整合</w:t>
+      </w:r>
+      <w:proofErr w:type="gramEnd"/>
+      <w:r>
+        <w:rPr>
+          <w:rFonts w:hint="eastAsia"/>
+        </w:rPr>
+        <w:t>：結合智慧合約金流與</w:t>
       </w:r>
       <w:r>
         <w:rPr>
@@ -14264,7 +15189,21 @@
         <w:rPr>
           <w:rFonts w:hint="eastAsia"/>
         </w:rPr>
-        <w:t>解決交易痛點：透過自動化金流託管與實體書櫃，解決雙方面交時間難以攏談與詐騙風險。</w:t>
+        <w:t>解決交易痛點：透過自動化金流託管與實體書櫃，解決雙方面交時間</w:t>
+      </w:r>
+      <w:proofErr w:type="gramStart"/>
+      <w:r>
+        <w:rPr>
+          <w:rFonts w:hint="eastAsia"/>
+        </w:rPr>
+        <w:t>難以攏談與</w:t>
+      </w:r>
+      <w:proofErr w:type="gramEnd"/>
+      <w:r>
+        <w:rPr>
+          <w:rFonts w:hint="eastAsia"/>
+        </w:rPr>
+        <w:t>詐騙風險。</w:t>
       </w:r>
     </w:p>
     <w:p>
@@ -14398,7 +15337,21 @@
         <w:rPr>
           <w:rFonts w:hint="eastAsia"/>
         </w:rPr>
-        <w:t>初期使用者顧慮：對於新興的智慧合約金流與掃碼取貨機制，使用者可能因缺乏成功案例而產生信任疑慮，影響初期採用意願。</w:t>
+        <w:t>初期使用者顧慮：對於新興的智慧合約金流與</w:t>
+      </w:r>
+      <w:proofErr w:type="gramStart"/>
+      <w:r>
+        <w:rPr>
+          <w:rFonts w:hint="eastAsia"/>
+        </w:rPr>
+        <w:t>掃碼取</w:t>
+      </w:r>
+      <w:proofErr w:type="gramEnd"/>
+      <w:r>
+        <w:rPr>
+          <w:rFonts w:hint="eastAsia"/>
+        </w:rPr>
+        <w:t>貨機制，使用者可能因缺乏成功案例而產生信任疑慮，影響初期採用意願。</w:t>
       </w:r>
     </w:p>
     <w:p>
@@ -14426,7 +15379,21 @@
         <w:rPr>
           <w:rFonts w:hint="eastAsia"/>
         </w:rPr>
-        <w:t>、雲端後台與實體櫃體感測器，開發時程壓力大。</w:t>
+        <w:t>、雲端後台與實體</w:t>
+      </w:r>
+      <w:proofErr w:type="gramStart"/>
+      <w:r>
+        <w:rPr>
+          <w:rFonts w:hint="eastAsia"/>
+        </w:rPr>
+        <w:t>櫃體感</w:t>
+      </w:r>
+      <w:proofErr w:type="gramEnd"/>
+      <w:r>
+        <w:rPr>
+          <w:rFonts w:hint="eastAsia"/>
+        </w:rPr>
+        <w:t>測器，開發時程壓力大。</w:t>
       </w:r>
     </w:p>
     <w:p>
@@ -14474,7 +15441,35 @@
         <w:rPr>
           <w:rFonts w:hint="eastAsia"/>
         </w:rPr>
-        <w:t>物流便利性受限：取貨點僅限於特定智慧櫃點，相較於競品的超商物流網絡，覆蓋率較低。</w:t>
+        <w:t>物流便利性受限：取貨點僅限於特定</w:t>
+      </w:r>
+      <w:proofErr w:type="gramStart"/>
+      <w:r>
+        <w:rPr>
+          <w:rFonts w:hint="eastAsia"/>
+        </w:rPr>
+        <w:t>智慧櫃點</w:t>
+      </w:r>
+      <w:proofErr w:type="gramEnd"/>
+      <w:r>
+        <w:rPr>
+          <w:rFonts w:hint="eastAsia"/>
+        </w:rPr>
+        <w:t>，相較</w:t>
+      </w:r>
+      <w:proofErr w:type="gramStart"/>
+      <w:r>
+        <w:rPr>
+          <w:rFonts w:hint="eastAsia"/>
+        </w:rPr>
+        <w:t>於競品</w:t>
+      </w:r>
+      <w:proofErr w:type="gramEnd"/>
+      <w:r>
+        <w:rPr>
+          <w:rFonts w:hint="eastAsia"/>
+        </w:rPr>
+        <w:t>的超商物流網絡，覆蓋率較低。</w:t>
       </w:r>
     </w:p>
     <w:p>
@@ -14604,6 +15599,7 @@
         </w:rPr>
         <w:t>）</w:t>
       </w:r>
+      <w:proofErr w:type="gramStart"/>
       <w:r>
         <w:rPr>
           <w:rFonts w:hint="eastAsia"/>
@@ -14614,7 +15610,14 @@
         <w:rPr>
           <w:rFonts w:hint="eastAsia"/>
         </w:rPr>
-        <w:t>物聯網（</w:t>
+        <w:t>物聯網</w:t>
+      </w:r>
+      <w:proofErr w:type="gramEnd"/>
+      <w:r>
+        <w:rPr>
+          <w:rFonts w:hint="eastAsia"/>
+        </w:rPr>
+        <w:t>（</w:t>
       </w:r>
       <w:r>
         <w:rPr>
@@ -14628,11 +15631,19 @@
         </w:rPr>
         <w:t>）</w:t>
       </w:r>
-      <w:r>
-        <w:rPr>
-          <w:rFonts w:hint="eastAsia"/>
-        </w:rPr>
-        <w:t>跨域實踐的示範專案，吸引相關企業或校方行政單位的專案贊助。</w:t>
+      <w:proofErr w:type="gramStart"/>
+      <w:r>
+        <w:rPr>
+          <w:rFonts w:hint="eastAsia"/>
+        </w:rPr>
+        <w:t>跨域實踐</w:t>
+      </w:r>
+      <w:proofErr w:type="gramEnd"/>
+      <w:r>
+        <w:rPr>
+          <w:rFonts w:hint="eastAsia"/>
+        </w:rPr>
+        <w:t>的示範專案，吸引相關企業或校方行政單位的專案贊助。</w:t>
       </w:r>
     </w:p>
     <w:p>
@@ -14698,8 +15709,16 @@
         <w:rPr>
           <w:rFonts w:hint="eastAsia"/>
         </w:rPr>
-        <w:t>現有競爭對手：現有平台（</w:t>
-      </w:r>
+        <w:t>現有競爭對手：現有平台</w:t>
+      </w:r>
+      <w:proofErr w:type="gramStart"/>
+      <w:r>
+        <w:rPr>
+          <w:rFonts w:hint="eastAsia"/>
+        </w:rPr>
+        <w:t>（</w:t>
+      </w:r>
+      <w:proofErr w:type="gramEnd"/>
       <w:r>
         <w:rPr>
           <w:rFonts w:hint="eastAsia"/>
@@ -14718,11 +15737,19 @@
         </w:rPr>
         <w:t>等</w:t>
       </w:r>
-      <w:r>
-        <w:rPr>
-          <w:rFonts w:hint="eastAsia"/>
-        </w:rPr>
-        <w:t>），其使用者基數極大且已有固定使用者，對新平台轉移意願較低。</w:t>
+      <w:proofErr w:type="gramStart"/>
+      <w:r>
+        <w:rPr>
+          <w:rFonts w:hint="eastAsia"/>
+        </w:rPr>
+        <w:t>）</w:t>
+      </w:r>
+      <w:proofErr w:type="gramEnd"/>
+      <w:r>
+        <w:rPr>
+          <w:rFonts w:hint="eastAsia"/>
+        </w:rPr>
+        <w:t>，其使用者基數極大且已有固定使用者，對新平台轉移意願較低。</w:t>
       </w:r>
     </w:p>
     <w:p>
@@ -14734,11 +15761,33 @@
         </w:numPr>
         <w:ind w:left="964" w:hanging="482"/>
       </w:pPr>
-      <w:r>
-        <w:rPr>
-          <w:rFonts w:hint="eastAsia"/>
-        </w:rPr>
-        <w:t>競品生態系成熟度高：既有平台擁有極高覆蓋率的超商取貨網絡與多元支付，影響增加新用戶的移轉平台門檻。</w:t>
+      <w:proofErr w:type="gramStart"/>
+      <w:r>
+        <w:rPr>
+          <w:rFonts w:hint="eastAsia"/>
+        </w:rPr>
+        <w:t>競品生態</w:t>
+      </w:r>
+      <w:proofErr w:type="gramEnd"/>
+      <w:r>
+        <w:rPr>
+          <w:rFonts w:hint="eastAsia"/>
+        </w:rPr>
+        <w:t>系成熟度高：既有平台擁有極高覆蓋率的超商</w:t>
+      </w:r>
+      <w:proofErr w:type="gramStart"/>
+      <w:r>
+        <w:rPr>
+          <w:rFonts w:hint="eastAsia"/>
+        </w:rPr>
+        <w:t>取貨網絡</w:t>
+      </w:r>
+      <w:proofErr w:type="gramEnd"/>
+      <w:r>
+        <w:rPr>
+          <w:rFonts w:hint="eastAsia"/>
+        </w:rPr>
+        <w:t>與多元支付，影響增加新用戶的移轉平台門檻。</w:t>
       </w:r>
     </w:p>
     <w:p>
@@ -14754,7 +15803,21 @@
         <w:rPr>
           <w:rFonts w:hint="eastAsia"/>
         </w:rPr>
-        <w:t>法規與安全性限制：涉及金流託管與區塊鏈資產，需考量國內金融法規限制，一旦出現程式漏洞或遭駭客攻擊，將面臨法律責任與信任崩塌。</w:t>
+        <w:t>法規與安全性限制：涉及金流託管與</w:t>
+      </w:r>
+      <w:proofErr w:type="gramStart"/>
+      <w:r>
+        <w:rPr>
+          <w:rFonts w:hint="eastAsia"/>
+        </w:rPr>
+        <w:t>區塊鏈資產</w:t>
+      </w:r>
+      <w:proofErr w:type="gramEnd"/>
+      <w:r>
+        <w:rPr>
+          <w:rFonts w:hint="eastAsia"/>
+        </w:rPr>
+        <w:t>，需考量國內金融法規限制，一旦出現程式漏洞或遭駭客攻擊，將面臨法律責任與信任崩塌。</w:t>
       </w:r>
     </w:p>
     <w:p>
@@ -15159,7 +16222,23 @@
                 <w:rFonts w:ascii="Times New Roman" w:eastAsia="標楷體" w:hAnsi="Times New Roman" w:hint="eastAsia"/>
                 <w:sz w:val="28"/>
               </w:rPr>
-              <w:t>利用技術跨域整合（</w:t>
+              <w:t>利用</w:t>
+            </w:r>
+            <w:proofErr w:type="gramStart"/>
+            <w:r>
+              <w:rPr>
+                <w:rFonts w:ascii="Times New Roman" w:eastAsia="標楷體" w:hAnsi="Times New Roman" w:hint="eastAsia"/>
+                <w:sz w:val="28"/>
+              </w:rPr>
+              <w:t>技術跨域整合</w:t>
+            </w:r>
+            <w:proofErr w:type="gramEnd"/>
+            <w:r>
+              <w:rPr>
+                <w:rFonts w:ascii="Times New Roman" w:eastAsia="標楷體" w:hAnsi="Times New Roman" w:hint="eastAsia"/>
+                <w:sz w:val="28"/>
+              </w:rPr>
+              <w:t>（</w:t>
             </w:r>
             <w:r>
               <w:rPr>
@@ -15297,12 +16376,37 @@
                 <w:sz w:val="28"/>
               </w:rPr>
             </w:pPr>
+            <w:proofErr w:type="gramStart"/>
             <w:r>
               <w:rPr>
                 <w:rFonts w:ascii="Times New Roman" w:eastAsia="標楷體" w:hAnsi="Times New Roman" w:hint="eastAsia"/>
                 <w:sz w:val="28"/>
               </w:rPr>
-              <w:t>針對資安風險，發揮團隊分權管理的優勢，建立多重驗證機制與自動化日誌監控，確保區塊鏈資產與系統邏輯的穩定性。</w:t>
+              <w:t>針對資安風險</w:t>
+            </w:r>
+            <w:proofErr w:type="gramEnd"/>
+            <w:r>
+              <w:rPr>
+                <w:rFonts w:ascii="Times New Roman" w:eastAsia="標楷體" w:hAnsi="Times New Roman" w:hint="eastAsia"/>
+                <w:sz w:val="28"/>
+              </w:rPr>
+              <w:t>，發揮團隊分權管理的優勢，建立多重驗證機制與自動化日誌監控，確保</w:t>
+            </w:r>
+            <w:proofErr w:type="gramStart"/>
+            <w:r>
+              <w:rPr>
+                <w:rFonts w:ascii="Times New Roman" w:eastAsia="標楷體" w:hAnsi="Times New Roman" w:hint="eastAsia"/>
+                <w:sz w:val="28"/>
+              </w:rPr>
+              <w:t>區塊鏈資產</w:t>
+            </w:r>
+            <w:proofErr w:type="gramEnd"/>
+            <w:r>
+              <w:rPr>
+                <w:rFonts w:ascii="Times New Roman" w:eastAsia="標楷體" w:hAnsi="Times New Roman" w:hint="eastAsia"/>
+                <w:sz w:val="28"/>
+              </w:rPr>
+              <w:t>與系統邏輯的穩定性。</w:t>
             </w:r>
           </w:p>
         </w:tc>
@@ -15422,7 +16526,23 @@
                 <w:rFonts w:ascii="Times New Roman" w:eastAsia="標楷體" w:hAnsi="Times New Roman" w:hint="eastAsia"/>
                 <w:sz w:val="28"/>
               </w:rPr>
-              <w:t>針對初期使用者顧慮，可透過與校方進行產學合作，在校內舉辦「二手書永續週」，提供代幣獎勵來吸引首批種子用戶，累積成功案例。</w:t>
+              <w:t>針對初期使用者顧慮，可透過與校方進行產學合作，在校內舉辦「二手書永續</w:t>
+            </w:r>
+            <w:proofErr w:type="gramStart"/>
+            <w:r>
+              <w:rPr>
+                <w:rFonts w:ascii="Times New Roman" w:eastAsia="標楷體" w:hAnsi="Times New Roman" w:hint="eastAsia"/>
+                <w:sz w:val="28"/>
+              </w:rPr>
+              <w:t>週</w:t>
+            </w:r>
+            <w:proofErr w:type="gramEnd"/>
+            <w:r>
+              <w:rPr>
+                <w:rFonts w:ascii="Times New Roman" w:eastAsia="標楷體" w:hAnsi="Times New Roman" w:hint="eastAsia"/>
+                <w:sz w:val="28"/>
+              </w:rPr>
+              <w:t>」，提供代幣獎勵來吸引首批種子用戶，累積成功案例。</w:t>
             </w:r>
           </w:p>
           <w:p>
@@ -15500,7 +16620,39 @@
                 <w:rFonts w:ascii="Times New Roman" w:eastAsia="標楷體" w:hAnsi="Times New Roman" w:hint="eastAsia"/>
                 <w:sz w:val="28"/>
               </w:rPr>
-              <w:t>針對硬體人為損壞與法規限制，初期採小規模試辦，並與校方或捷運管理單位研擬「管理協議」，確保設備保險與維護責任歸屬，規避法律風險。</w:t>
+              <w:t>針對硬體人為損壞與法規限制，初期</w:t>
+            </w:r>
+            <w:proofErr w:type="gramStart"/>
+            <w:r>
+              <w:rPr>
+                <w:rFonts w:ascii="Times New Roman" w:eastAsia="標楷體" w:hAnsi="Times New Roman" w:hint="eastAsia"/>
+                <w:sz w:val="28"/>
+              </w:rPr>
+              <w:t>採</w:t>
+            </w:r>
+            <w:proofErr w:type="gramEnd"/>
+            <w:r>
+              <w:rPr>
+                <w:rFonts w:ascii="Times New Roman" w:eastAsia="標楷體" w:hAnsi="Times New Roman" w:hint="eastAsia"/>
+                <w:sz w:val="28"/>
+              </w:rPr>
+              <w:t>小規模試辦，並與校方或捷運管理單位</w:t>
+            </w:r>
+            <w:proofErr w:type="gramStart"/>
+            <w:r>
+              <w:rPr>
+                <w:rFonts w:ascii="Times New Roman" w:eastAsia="標楷體" w:hAnsi="Times New Roman" w:hint="eastAsia"/>
+                <w:sz w:val="28"/>
+              </w:rPr>
+              <w:t>研</w:t>
+            </w:r>
+            <w:proofErr w:type="gramEnd"/>
+            <w:r>
+              <w:rPr>
+                <w:rFonts w:ascii="Times New Roman" w:eastAsia="標楷體" w:hAnsi="Times New Roman" w:hint="eastAsia"/>
+                <w:sz w:val="28"/>
+              </w:rPr>
+              <w:t>擬「管理協議」，確保設備保險與維護責任歸屬，規避法律風險。</w:t>
             </w:r>
           </w:p>
           <w:p>
@@ -15523,7 +16675,23 @@
                 <w:rFonts w:ascii="Times New Roman" w:eastAsia="標楷體" w:hAnsi="Times New Roman" w:hint="eastAsia"/>
                 <w:sz w:val="28"/>
               </w:rPr>
-              <w:t>針對系統整合壓力，採取模組化分階段上線（先驗證金流，再串接實體櫃），避免一次性大規模投入導致硬體維修或資安漏洞無法及時修正。</w:t>
+              <w:t>針對系統整合壓力，採取模組化分階段上線（先驗證金流，再串接實體櫃），避免一次性大規模投入導致硬體維修</w:t>
+            </w:r>
+            <w:proofErr w:type="gramStart"/>
+            <w:r>
+              <w:rPr>
+                <w:rFonts w:ascii="Times New Roman" w:eastAsia="標楷體" w:hAnsi="Times New Roman" w:hint="eastAsia"/>
+                <w:sz w:val="28"/>
+              </w:rPr>
+              <w:t>或資安漏洞</w:t>
+            </w:r>
+            <w:proofErr w:type="gramEnd"/>
+            <w:r>
+              <w:rPr>
+                <w:rFonts w:ascii="Times New Roman" w:eastAsia="標楷體" w:hAnsi="Times New Roman" w:hint="eastAsia"/>
+                <w:sz w:val="28"/>
+              </w:rPr>
+              <w:t>無法及時修正。</w:t>
             </w:r>
           </w:p>
         </w:tc>
@@ -15575,22 +16743,797 @@
     </w:p>
     <w:p>
       <w:pPr>
-        <w:rPr>
-          <w:rFonts w:hint="eastAsia"/>
-        </w:rPr>
-      </w:pPr>
-      <w:r>
+        <w:pStyle w:val="a0"/>
+        <w:rPr>
+          <w:rFonts w:hint="eastAsia"/>
+          <w:color w:val="FF0000"/>
+        </w:rPr>
+      </w:pPr>
+      <w:r>
+        <w:rPr>
+          <w:rFonts w:hint="eastAsia"/>
+          <w:color w:val="FF0000"/>
+        </w:rPr>
+        <w:t>本系統架構採用「分層架構設計」，將系統依邏輯職責劃分為表現層、安全閘道與代理層、業務邏輯層以及資料持久層。此設計有效落實關注點分離，提升系統之可維護性、安全性與擴展性。詳細架構層次如下：</w:t>
+      </w:r>
+    </w:p>
+    <w:p>
+      <w:pPr>
+        <w:pStyle w:val="a0"/>
+        <w:rPr>
+          <w:rFonts w:hint="eastAsia"/>
+          <w:color w:val="FF0000"/>
+        </w:rPr>
+      </w:pPr>
+      <w:r>
+        <w:rPr>
+          <w:rFonts w:hint="eastAsia"/>
+          <w:color w:val="FF0000"/>
+        </w:rPr>
+        <w:t>一、表現層與終端存取</w:t>
+      </w:r>
+    </w:p>
+    <w:p>
+      <w:pPr>
+        <w:pStyle w:val="a0"/>
+        <w:rPr>
+          <w:rFonts w:hint="eastAsia"/>
+          <w:color w:val="FF0000"/>
+        </w:rPr>
+      </w:pPr>
+      <w:proofErr w:type="gramStart"/>
+      <w:r>
+        <w:rPr>
+          <w:rFonts w:hint="eastAsia"/>
+          <w:color w:val="FF0000"/>
+        </w:rPr>
+        <w:t>本層負責</w:t>
+      </w:r>
+      <w:proofErr w:type="gramEnd"/>
+      <w:r>
+        <w:rPr>
+          <w:rFonts w:hint="eastAsia"/>
+          <w:color w:val="FF0000"/>
+        </w:rPr>
+        <w:t>使用者互動與實體環境感測，為系統與外部環境之交接點：</w:t>
+      </w:r>
+    </w:p>
+    <w:p>
+      <w:pPr>
+        <w:pStyle w:val="a0"/>
+        <w:rPr>
+          <w:rFonts w:hint="eastAsia"/>
+          <w:color w:val="FF0000"/>
+        </w:rPr>
+      </w:pPr>
+      <w:r>
+        <w:rPr>
+          <w:rFonts w:hint="eastAsia"/>
+          <w:color w:val="FF0000"/>
+        </w:rPr>
+        <w:t>行動應用客戶端：基於</w:t>
+      </w:r>
+      <w:r>
+        <w:rPr>
+          <w:rFonts w:hint="eastAsia"/>
+          <w:color w:val="FF0000"/>
+        </w:rPr>
+        <w:t>Flutter</w:t>
+      </w:r>
+      <w:r>
+        <w:rPr>
+          <w:rFonts w:hint="eastAsia"/>
+          <w:color w:val="FF0000"/>
+        </w:rPr>
+        <w:t>框架建構之跨平台應用程式，負責介面渲染與使用者操作邏輯，並透過</w:t>
+      </w:r>
+      <w:proofErr w:type="spellStart"/>
+      <w:r>
+        <w:rPr>
+          <w:rFonts w:hint="eastAsia"/>
+          <w:color w:val="FF0000"/>
+        </w:rPr>
+        <w:t>RESTfulAPI</w:t>
+      </w:r>
+      <w:proofErr w:type="spellEnd"/>
+      <w:r>
+        <w:rPr>
+          <w:rFonts w:hint="eastAsia"/>
+          <w:color w:val="FF0000"/>
+        </w:rPr>
+        <w:t>與後端進行非同步資料交換。</w:t>
+      </w:r>
+    </w:p>
+    <w:p>
+      <w:pPr>
+        <w:pStyle w:val="a0"/>
+        <w:rPr>
+          <w:rFonts w:hint="eastAsia"/>
+          <w:color w:val="FF0000"/>
+        </w:rPr>
+      </w:pPr>
+      <w:proofErr w:type="gramStart"/>
+      <w:r>
+        <w:rPr>
+          <w:rFonts w:hint="eastAsia"/>
+          <w:color w:val="FF0000"/>
+        </w:rPr>
+        <w:t>物聯網</w:t>
+      </w:r>
+      <w:proofErr w:type="gramEnd"/>
+      <w:r>
+        <w:rPr>
+          <w:rFonts w:hint="eastAsia"/>
+          <w:color w:val="FF0000"/>
+        </w:rPr>
+        <w:t>控制終端：搭載</w:t>
+      </w:r>
+      <w:r>
+        <w:rPr>
+          <w:rFonts w:hint="eastAsia"/>
+          <w:color w:val="FF0000"/>
+        </w:rPr>
+        <w:t>ESP32</w:t>
+      </w:r>
+      <w:r>
+        <w:rPr>
+          <w:rFonts w:hint="eastAsia"/>
+          <w:color w:val="FF0000"/>
+        </w:rPr>
+        <w:t>微控制器之實體智慧書櫃，專責硬體狀態感測</w:t>
+      </w:r>
+      <w:proofErr w:type="gramStart"/>
+      <w:r>
+        <w:rPr>
+          <w:rFonts w:hint="eastAsia"/>
+          <w:color w:val="FF0000"/>
+        </w:rPr>
+        <w:t>與作動控制</w:t>
+      </w:r>
+      <w:proofErr w:type="gramEnd"/>
+      <w:r>
+        <w:rPr>
+          <w:rFonts w:hint="eastAsia"/>
+          <w:color w:val="FF0000"/>
+        </w:rPr>
+        <w:t>，透過安全通訊協定向伺服器回報狀態或請求控制指令。</w:t>
+      </w:r>
+    </w:p>
+    <w:p>
+      <w:pPr>
+        <w:pStyle w:val="a0"/>
+        <w:rPr>
+          <w:rFonts w:hint="eastAsia"/>
+          <w:color w:val="FF0000"/>
+        </w:rPr>
+      </w:pPr>
+      <w:r>
+        <w:rPr>
+          <w:rFonts w:hint="eastAsia"/>
+          <w:color w:val="FF0000"/>
+        </w:rPr>
+        <w:t>二、安全閘道與代理層</w:t>
+      </w:r>
+    </w:p>
+    <w:p>
+      <w:pPr>
+        <w:pStyle w:val="a0"/>
+        <w:rPr>
+          <w:rFonts w:hint="eastAsia"/>
+          <w:color w:val="FF0000"/>
+        </w:rPr>
+      </w:pPr>
+      <w:proofErr w:type="gramStart"/>
+      <w:r>
+        <w:rPr>
+          <w:rFonts w:hint="eastAsia"/>
+          <w:color w:val="FF0000"/>
+        </w:rPr>
+        <w:t>本層負責</w:t>
+      </w:r>
+      <w:proofErr w:type="gramEnd"/>
+      <w:r>
+        <w:rPr>
+          <w:rFonts w:hint="eastAsia"/>
+          <w:color w:val="FF0000"/>
+        </w:rPr>
+        <w:t>公網流量之清洗、憑證管理與內部路由分發：</w:t>
+      </w:r>
+    </w:p>
+    <w:p>
+      <w:pPr>
+        <w:pStyle w:val="a0"/>
+        <w:rPr>
+          <w:rFonts w:hint="eastAsia"/>
+          <w:color w:val="FF0000"/>
+        </w:rPr>
+      </w:pPr>
+      <w:r>
+        <w:rPr>
+          <w:rFonts w:hint="eastAsia"/>
+          <w:color w:val="FF0000"/>
+        </w:rPr>
+        <w:t>邊緣防護節點：整合</w:t>
+      </w:r>
+      <w:r>
+        <w:rPr>
+          <w:rFonts w:hint="eastAsia"/>
+          <w:color w:val="FF0000"/>
+        </w:rPr>
+        <w:t>Cloudflare</w:t>
+      </w:r>
+      <w:r>
+        <w:rPr>
+          <w:rFonts w:hint="eastAsia"/>
+          <w:color w:val="FF0000"/>
+        </w:rPr>
+        <w:t>服務，提供</w:t>
+      </w:r>
+      <w:r>
+        <w:rPr>
+          <w:rFonts w:hint="eastAsia"/>
+          <w:color w:val="FF0000"/>
+        </w:rPr>
+        <w:t>DNS</w:t>
+      </w:r>
+      <w:r>
+        <w:rPr>
+          <w:rFonts w:hint="eastAsia"/>
+          <w:color w:val="FF0000"/>
+        </w:rPr>
+        <w:t>、</w:t>
+      </w:r>
+      <w:r>
+        <w:rPr>
+          <w:rFonts w:hint="eastAsia"/>
+          <w:color w:val="FF0000"/>
+        </w:rPr>
+        <w:t>CDN</w:t>
+      </w:r>
+      <w:r>
+        <w:rPr>
+          <w:rFonts w:hint="eastAsia"/>
+          <w:color w:val="FF0000"/>
+        </w:rPr>
+        <w:t>、</w:t>
+      </w:r>
+      <w:r>
+        <w:rPr>
+          <w:rFonts w:hint="eastAsia"/>
+          <w:color w:val="FF0000"/>
+        </w:rPr>
+        <w:t>WAF</w:t>
+      </w:r>
+      <w:r>
+        <w:rPr>
+          <w:rFonts w:hint="eastAsia"/>
+          <w:color w:val="FF0000"/>
+        </w:rPr>
+        <w:t>以及外部</w:t>
+      </w:r>
+      <w:r>
+        <w:rPr>
+          <w:rFonts w:hint="eastAsia"/>
+          <w:color w:val="FF0000"/>
+        </w:rPr>
+        <w:t>SSL/TLS</w:t>
+      </w:r>
+      <w:r>
+        <w:rPr>
+          <w:rFonts w:hint="eastAsia"/>
+          <w:color w:val="FF0000"/>
+        </w:rPr>
+        <w:t>憑證終止。</w:t>
+      </w:r>
+    </w:p>
+    <w:p>
+      <w:pPr>
+        <w:pStyle w:val="a0"/>
+        <w:rPr>
+          <w:rFonts w:hint="eastAsia"/>
+          <w:color w:val="FF0000"/>
+        </w:rPr>
+      </w:pPr>
+      <w:r>
+        <w:rPr>
+          <w:rFonts w:hint="eastAsia"/>
+          <w:color w:val="FF0000"/>
+        </w:rPr>
+        <w:t>入口多工與反向代理：流量進入核心基礎設施後，首由通訊</w:t>
+      </w:r>
+      <w:proofErr w:type="gramStart"/>
+      <w:r>
+        <w:rPr>
+          <w:rFonts w:hint="eastAsia"/>
+          <w:color w:val="FF0000"/>
+        </w:rPr>
+        <w:t>埠</w:t>
+      </w:r>
+      <w:proofErr w:type="gramEnd"/>
+      <w:r>
+        <w:rPr>
+          <w:rFonts w:hint="eastAsia"/>
+          <w:color w:val="FF0000"/>
+        </w:rPr>
+        <w:t>多工器進行流量特徵識別；常規</w:t>
+      </w:r>
+      <w:r>
+        <w:rPr>
+          <w:rFonts w:hint="eastAsia"/>
+          <w:color w:val="FF0000"/>
+        </w:rPr>
+        <w:t>HTTP</w:t>
+      </w:r>
+      <w:r>
+        <w:rPr>
+          <w:rFonts w:hint="eastAsia"/>
+          <w:color w:val="FF0000"/>
+        </w:rPr>
+        <w:t>流量則交由</w:t>
+      </w:r>
+      <w:r>
+        <w:rPr>
+          <w:rFonts w:hint="eastAsia"/>
+          <w:color w:val="FF0000"/>
+        </w:rPr>
+        <w:t>NGINX</w:t>
+      </w:r>
+      <w:r>
+        <w:rPr>
+          <w:rFonts w:hint="eastAsia"/>
+          <w:color w:val="FF0000"/>
+        </w:rPr>
+        <w:t>伺服器，執行靜態資源派發與動態</w:t>
+      </w:r>
+      <w:r>
+        <w:rPr>
+          <w:rFonts w:hint="eastAsia"/>
+          <w:color w:val="FF0000"/>
+        </w:rPr>
+        <w:t>API</w:t>
+      </w:r>
+      <w:r>
+        <w:rPr>
+          <w:rFonts w:hint="eastAsia"/>
+          <w:color w:val="FF0000"/>
+        </w:rPr>
+        <w:t>請求之反向代理轉發。</w:t>
+      </w:r>
+    </w:p>
+    <w:p>
+      <w:pPr>
+        <w:pStyle w:val="a0"/>
+        <w:rPr>
+          <w:rFonts w:hint="eastAsia"/>
+          <w:color w:val="FF0000"/>
+        </w:rPr>
+      </w:pPr>
+      <w:r>
+        <w:rPr>
+          <w:rFonts w:hint="eastAsia"/>
+          <w:color w:val="FF0000"/>
+        </w:rPr>
+        <w:t>三、業務邏輯與應用層</w:t>
+      </w:r>
+    </w:p>
+    <w:p>
+      <w:pPr>
+        <w:pStyle w:val="a0"/>
+        <w:rPr>
+          <w:rFonts w:hint="eastAsia"/>
+          <w:color w:val="FF0000"/>
+        </w:rPr>
+      </w:pPr>
+      <w:proofErr w:type="gramStart"/>
+      <w:r>
+        <w:rPr>
+          <w:rFonts w:hint="eastAsia"/>
+          <w:color w:val="FF0000"/>
+        </w:rPr>
+        <w:t>本層為</w:t>
+      </w:r>
+      <w:proofErr w:type="gramEnd"/>
+      <w:r>
+        <w:rPr>
+          <w:rFonts w:hint="eastAsia"/>
+          <w:color w:val="FF0000"/>
+        </w:rPr>
+        <w:t>系統之運算核心，封裝所有商業規則與資料處理邏輯：</w:t>
+      </w:r>
+    </w:p>
+    <w:p>
+      <w:pPr>
+        <w:pStyle w:val="a0"/>
+        <w:rPr>
+          <w:rFonts w:hint="eastAsia"/>
+          <w:color w:val="FF0000"/>
+        </w:rPr>
+      </w:pPr>
+      <w:proofErr w:type="spellStart"/>
+      <w:r>
+        <w:rPr>
+          <w:rFonts w:hint="eastAsia"/>
+          <w:color w:val="FF0000"/>
+        </w:rPr>
+        <w:t>RESTfulAPI</w:t>
+      </w:r>
+      <w:proofErr w:type="spellEnd"/>
+      <w:r>
+        <w:rPr>
+          <w:rFonts w:hint="eastAsia"/>
+          <w:color w:val="FF0000"/>
+        </w:rPr>
+        <w:t>服務：基於</w:t>
+      </w:r>
+      <w:r>
+        <w:rPr>
+          <w:rFonts w:hint="eastAsia"/>
+          <w:color w:val="FF0000"/>
+        </w:rPr>
+        <w:t>Node.js</w:t>
+      </w:r>
+      <w:r>
+        <w:rPr>
+          <w:rFonts w:hint="eastAsia"/>
+          <w:color w:val="FF0000"/>
+        </w:rPr>
+        <w:t>執行環境與</w:t>
+      </w:r>
+      <w:r>
+        <w:rPr>
+          <w:rFonts w:hint="eastAsia"/>
+          <w:color w:val="FF0000"/>
+        </w:rPr>
+        <w:t>Express.js</w:t>
+      </w:r>
+      <w:r>
+        <w:rPr>
+          <w:rFonts w:hint="eastAsia"/>
+          <w:color w:val="FF0000"/>
+        </w:rPr>
+        <w:t>框架建構。負責處理來自代理層之</w:t>
+      </w:r>
+      <w:r>
+        <w:rPr>
+          <w:rFonts w:hint="eastAsia"/>
+          <w:color w:val="FF0000"/>
+        </w:rPr>
+        <w:t>HTTP</w:t>
+      </w:r>
+      <w:r>
+        <w:rPr>
+          <w:rFonts w:hint="eastAsia"/>
+          <w:color w:val="FF0000"/>
+        </w:rPr>
+        <w:t>請求，執行包含</w:t>
+      </w:r>
+      <w:r>
+        <w:rPr>
+          <w:rFonts w:hint="eastAsia"/>
+          <w:color w:val="FF0000"/>
+        </w:rPr>
+        <w:t>JWT</w:t>
+      </w:r>
+      <w:r>
+        <w:rPr>
+          <w:rFonts w:hint="eastAsia"/>
+          <w:color w:val="FF0000"/>
+        </w:rPr>
+        <w:t>身分驗證、權限管控、書籍交易匹配、設備狀態同步等核心業務邏輯。此層級與外部網路實體隔離，確保核心商業邏輯免於直接暴露。</w:t>
+      </w:r>
+    </w:p>
+    <w:p>
+      <w:pPr>
+        <w:pStyle w:val="a0"/>
+        <w:rPr>
+          <w:rFonts w:hint="eastAsia"/>
+          <w:color w:val="FF0000"/>
+        </w:rPr>
+      </w:pPr>
+      <w:r>
+        <w:rPr>
+          <w:rFonts w:hint="eastAsia"/>
+          <w:color w:val="FF0000"/>
+        </w:rPr>
+        <w:t>四、資料持久層</w:t>
+      </w:r>
+    </w:p>
+    <w:p>
+      <w:pPr>
+        <w:pStyle w:val="a0"/>
+        <w:rPr>
+          <w:rFonts w:hint="eastAsia"/>
+          <w:color w:val="FF0000"/>
+        </w:rPr>
+      </w:pPr>
+      <w:proofErr w:type="gramStart"/>
+      <w:r>
+        <w:rPr>
+          <w:rFonts w:hint="eastAsia"/>
+          <w:color w:val="FF0000"/>
+        </w:rPr>
+        <w:t>本層專責</w:t>
+      </w:r>
+      <w:proofErr w:type="gramEnd"/>
+      <w:r>
+        <w:rPr>
+          <w:rFonts w:hint="eastAsia"/>
+          <w:color w:val="FF0000"/>
+        </w:rPr>
+        <w:t>系統狀態與結構化數據之穩定且安全之儲存：</w:t>
+      </w:r>
+    </w:p>
+    <w:p>
+      <w:pPr>
+        <w:pStyle w:val="a0"/>
+        <w:rPr>
+          <w:color w:val="FF0000"/>
+        </w:rPr>
+      </w:pPr>
+      <w:r>
+        <w:rPr>
+          <w:rFonts w:hint="eastAsia"/>
+          <w:color w:val="FF0000"/>
+        </w:rPr>
+        <w:t>關聯式資料庫系統：採用</w:t>
+      </w:r>
+      <w:r>
+        <w:rPr>
+          <w:rFonts w:hint="eastAsia"/>
+          <w:color w:val="FF0000"/>
+        </w:rPr>
+        <w:t>MySQL</w:t>
+      </w:r>
+      <w:r>
+        <w:rPr>
+          <w:rFonts w:hint="eastAsia"/>
+          <w:color w:val="FF0000"/>
+        </w:rPr>
+        <w:t>作為核心資料庫。負責儲存使用者帳戶、書籍元資料、交易紀錄與書櫃實體狀態。資料庫嚴格限制僅開放本機內部網路供</w:t>
+      </w:r>
+      <w:r>
+        <w:rPr>
+          <w:rFonts w:hint="eastAsia"/>
+          <w:color w:val="FF0000"/>
+        </w:rPr>
+        <w:t>API</w:t>
+      </w:r>
+      <w:r>
+        <w:rPr>
+          <w:rFonts w:hint="eastAsia"/>
+          <w:color w:val="FF0000"/>
+        </w:rPr>
+        <w:t>服務進行連線讀寫，保障系統數據之機密性與完整性。</w:t>
+      </w:r>
+    </w:p>
+    <w:p>
+      <w:pPr>
+        <w:rPr>
+          <w:color w:val="FF0000"/>
+          <w:sz w:val="28"/>
+        </w:rPr>
+      </w:pPr>
+      <w:r>
+        <w:rPr>
+          <w:color w:val="FF0000"/>
+        </w:rPr>
         <w:br w:type="page"/>
       </w:r>
     </w:p>
     <w:p>
       <w:pPr>
+        <w:pStyle w:val="a0"/>
+        <w:jc w:val="center"/>
+        <w:rPr>
+          <w:rFonts w:hint="eastAsia"/>
+        </w:rPr>
+      </w:pPr>
+      <w:r>
+        <w:rPr>
+          <w:rFonts w:hint="eastAsia"/>
+          <w:noProof/>
+        </w:rPr>
+        <w:lastRenderedPageBreak/>
+        <w:drawing>
+          <wp:inline distT="0" distB="0" distL="0" distR="0" wp14:anchorId="645FACA2" wp14:editId="14A8A52B">
+            <wp:extent cx="4287328" cy="7691374"/>
+            <wp:effectExtent l="0" t="0" r="0" b="5080"/>
+            <wp:docPr id="7" name="圖片 7"/>
+            <wp:cNvGraphicFramePr>
+              <a:graphicFrameLocks xmlns:a="http://schemas.openxmlformats.org/drawingml/2006/main" noChangeAspect="1"/>
+            </wp:cNvGraphicFramePr>
+            <a:graphic xmlns:a="http://schemas.openxmlformats.org/drawingml/2006/main">
+              <a:graphicData uri="http://schemas.openxmlformats.org/drawingml/2006/picture">
+                <pic:pic xmlns:pic="http://schemas.openxmlformats.org/drawingml/2006/picture">
+                  <pic:nvPicPr>
+                    <pic:cNvPr id="0" name="Picture 7"/>
+                    <pic:cNvPicPr>
+                      <a:picLocks noChangeAspect="1" noChangeArrowheads="1"/>
+                    </pic:cNvPicPr>
+                  </pic:nvPicPr>
+                  <pic:blipFill>
+                    <a:blip r:embed="rId19" cstate="print">
+                      <a:extLst>
+                        <a:ext uri="{28A0092B-C50C-407E-A947-70E740481C1C}">
+                          <a14:useLocalDpi xmlns:a14="http://schemas.microsoft.com/office/drawing/2010/main" val="0"/>
+                        </a:ext>
+                      </a:extLst>
+                    </a:blip>
+                    <a:srcRect/>
+                    <a:stretch>
+                      <a:fillRect/>
+                    </a:stretch>
+                  </pic:blipFill>
+                  <pic:spPr bwMode="auto">
+                    <a:xfrm>
+                      <a:off x="0" y="0"/>
+                      <a:ext cx="4309293" cy="7730779"/>
+                    </a:xfrm>
+                    <a:prstGeom prst="rect">
+                      <a:avLst/>
+                    </a:prstGeom>
+                    <a:noFill/>
+                    <a:ln>
+                      <a:noFill/>
+                    </a:ln>
+                  </pic:spPr>
+                </pic:pic>
+              </a:graphicData>
+            </a:graphic>
+          </wp:inline>
+        </w:drawing>
+      </w:r>
+    </w:p>
+    <w:p>
+      <w:pPr>
+        <w:pStyle w:val="afb"/>
+        <w:rPr>
+          <w:color w:val="FF0000"/>
+        </w:rPr>
+      </w:pPr>
+      <w:bookmarkStart w:id="27" w:name="_Toc227297606"/>
+      <w:r>
+        <w:rPr>
+          <w:rFonts w:hint="eastAsia"/>
+          <w:color w:val="FF0000"/>
+        </w:rPr>
+        <w:t>圖</w:t>
+      </w:r>
+      <w:r>
+        <w:rPr>
+          <w:color w:val="FF0000"/>
+        </w:rPr>
+        <w:fldChar w:fldCharType="begin"/>
+      </w:r>
+      <w:r>
+        <w:rPr>
+          <w:color w:val="FF0000"/>
+        </w:rPr>
+        <w:instrText xml:space="preserve"> </w:instrText>
+      </w:r>
+      <w:r>
+        <w:rPr>
+          <w:rFonts w:hint="eastAsia"/>
+          <w:color w:val="FF0000"/>
+        </w:rPr>
+        <w:instrText>STYLEREF 2 \s</w:instrText>
+      </w:r>
+      <w:r>
+        <w:rPr>
+          <w:color w:val="FF0000"/>
+        </w:rPr>
+        <w:instrText xml:space="preserve"> </w:instrText>
+      </w:r>
+      <w:r>
+        <w:rPr>
+          <w:color w:val="FF0000"/>
+        </w:rPr>
+        <w:fldChar w:fldCharType="separate"/>
+      </w:r>
+      <w:r>
+        <w:rPr>
+          <w:noProof/>
+          <w:color w:val="FF0000"/>
+        </w:rPr>
+        <w:t>3-1</w:t>
+      </w:r>
+      <w:r>
+        <w:rPr>
+          <w:color w:val="FF0000"/>
+        </w:rPr>
+        <w:fldChar w:fldCharType="end"/>
+      </w:r>
+      <w:r>
+        <w:rPr>
+          <w:color w:val="FF0000"/>
+        </w:rPr>
+        <w:noBreakHyphen/>
+      </w:r>
+      <w:r>
+        <w:rPr>
+          <w:color w:val="FF0000"/>
+        </w:rPr>
+        <w:fldChar w:fldCharType="begin"/>
+      </w:r>
+      <w:r>
+        <w:rPr>
+          <w:color w:val="FF0000"/>
+        </w:rPr>
+        <w:instrText xml:space="preserve"> </w:instrText>
+      </w:r>
+      <w:r>
+        <w:rPr>
+          <w:rFonts w:hint="eastAsia"/>
+          <w:color w:val="FF0000"/>
+        </w:rPr>
+        <w:instrText xml:space="preserve">SEQ </w:instrText>
+      </w:r>
+      <w:r>
+        <w:rPr>
+          <w:rFonts w:hint="eastAsia"/>
+          <w:color w:val="FF0000"/>
+        </w:rPr>
+        <w:instrText>圖</w:instrText>
+      </w:r>
+      <w:r>
+        <w:rPr>
+          <w:rFonts w:hint="eastAsia"/>
+          <w:color w:val="FF0000"/>
+        </w:rPr>
+        <w:instrText xml:space="preserve"> \* ARABIC \s 2</w:instrText>
+      </w:r>
+      <w:r>
+        <w:rPr>
+          <w:color w:val="FF0000"/>
+        </w:rPr>
+        <w:instrText xml:space="preserve"> </w:instrText>
+      </w:r>
+      <w:r>
+        <w:rPr>
+          <w:color w:val="FF0000"/>
+        </w:rPr>
+        <w:fldChar w:fldCharType="separate"/>
+      </w:r>
+      <w:r>
+        <w:rPr>
+          <w:noProof/>
+          <w:color w:val="FF0000"/>
+        </w:rPr>
+        <w:t>1</w:t>
+      </w:r>
+      <w:r>
+        <w:rPr>
+          <w:color w:val="FF0000"/>
+        </w:rPr>
+        <w:fldChar w:fldCharType="end"/>
+      </w:r>
+      <w:r>
+        <w:rPr>
+          <w:rFonts w:hint="eastAsia"/>
+          <w:color w:val="FF0000"/>
+        </w:rPr>
+        <w:t>系統架構圖</w:t>
+      </w:r>
+      <w:bookmarkEnd w:id="27"/>
+    </w:p>
+    <w:p>
+      <w:pPr>
+        <w:rPr>
+          <w:rFonts w:hint="eastAsia"/>
+        </w:rPr>
+      </w:pPr>
+      <w:r>
+        <w:br w:type="page"/>
+      </w:r>
+    </w:p>
+    <w:p>
+      <w:pPr>
         <w:pStyle w:val="2"/>
         <w:rPr>
           <w:color w:val="FF0000"/>
         </w:rPr>
       </w:pPr>
-      <w:bookmarkStart w:id="27" w:name="_Toc227296235"/>
+      <w:bookmarkStart w:id="28" w:name="_Toc227296235"/>
       <w:r>
         <w:rPr>
           <w:rFonts w:hint="eastAsia"/>
@@ -15599,7 +17542,7 @@
         <w:lastRenderedPageBreak/>
         <w:t>系統軟、硬體需求與技術平台</w:t>
       </w:r>
-      <w:bookmarkEnd w:id="27"/>
+      <w:bookmarkEnd w:id="28"/>
     </w:p>
     <w:p>
       <w:pPr>
@@ -15608,7 +17551,7 @@
           <w:color w:val="FF0000"/>
         </w:rPr>
       </w:pPr>
-      <w:bookmarkStart w:id="28" w:name="_Toc227297612"/>
+      <w:bookmarkStart w:id="29" w:name="_Toc227297612"/>
       <w:r>
         <w:rPr>
           <w:rFonts w:hint="eastAsia"/>
@@ -15731,7 +17674,7 @@
         </w:rPr>
         <w:t>系統軟、硬體需求與技術平台</w:t>
       </w:r>
-      <w:bookmarkEnd w:id="28"/>
+      <w:bookmarkEnd w:id="29"/>
     </w:p>
     <w:tbl>
       <w:tblPr>
@@ -15988,11 +17931,19 @@
                 <w:color w:val="FF0000"/>
               </w:rPr>
             </w:pPr>
-            <w:r>
-              <w:rPr>
-                <w:color w:val="FF0000"/>
-              </w:rPr>
-              <w:t>物聯網終端</w:t>
+            <w:proofErr w:type="gramStart"/>
+            <w:r>
+              <w:rPr>
+                <w:color w:val="FF0000"/>
+              </w:rPr>
+              <w:t>物聯網</w:t>
+            </w:r>
+            <w:proofErr w:type="gramEnd"/>
+            <w:r>
+              <w:rPr>
+                <w:color w:val="FF0000"/>
+              </w:rPr>
+              <w:t>終端</w:t>
             </w:r>
           </w:p>
         </w:tc>
@@ -16687,11 +18638,19 @@
                 <w:color w:val="FF0000"/>
               </w:rPr>
             </w:pPr>
-            <w:r>
-              <w:rPr>
-                <w:color w:val="FF0000"/>
-              </w:rPr>
-              <w:t>物聯網開發環境</w:t>
+            <w:proofErr w:type="gramStart"/>
+            <w:r>
+              <w:rPr>
+                <w:color w:val="FF0000"/>
+              </w:rPr>
+              <w:t>物聯網</w:t>
+            </w:r>
+            <w:proofErr w:type="gramEnd"/>
+            <w:r>
+              <w:rPr>
+                <w:color w:val="FF0000"/>
+              </w:rPr>
+              <w:t>開發環境</w:t>
             </w:r>
           </w:p>
         </w:tc>
@@ -17108,7 +19067,7 @@
           <w:color w:val="FF0000"/>
         </w:rPr>
       </w:pPr>
-      <w:bookmarkStart w:id="29" w:name="_Toc227296236"/>
+      <w:bookmarkStart w:id="30" w:name="_Toc227296236"/>
       <w:r>
         <w:rPr>
           <w:rFonts w:hint="eastAsia"/>
@@ -17117,7 +19076,7 @@
         <w:lastRenderedPageBreak/>
         <w:t>使用標準與工具</w:t>
       </w:r>
-      <w:bookmarkEnd w:id="29"/>
+      <w:bookmarkEnd w:id="30"/>
     </w:p>
     <w:p>
       <w:pPr>
@@ -17126,7 +19085,7 @@
           <w:color w:val="FF0000"/>
         </w:rPr>
       </w:pPr>
-      <w:bookmarkStart w:id="30" w:name="_Toc227297613"/>
+      <w:bookmarkStart w:id="31" w:name="_Toc227297613"/>
       <w:r>
         <w:rPr>
           <w:rFonts w:hint="eastAsia"/>
@@ -17249,7 +19208,7 @@
         </w:rPr>
         <w:t>使用標準與工具</w:t>
       </w:r>
-      <w:bookmarkEnd w:id="30"/>
+      <w:bookmarkEnd w:id="31"/>
     </w:p>
     <w:tbl>
       <w:tblPr>
@@ -18122,7 +20081,23 @@
                 <w:rFonts w:cstheme="minorHAnsi"/>
                 <w:color w:val="FF0000"/>
               </w:rPr>
-              <w:t>路由，處理跨域請求、生成</w:t>
+              <w:t>路由，</w:t>
+            </w:r>
+            <w:proofErr w:type="gramStart"/>
+            <w:r>
+              <w:rPr>
+                <w:rFonts w:cstheme="minorHAnsi"/>
+                <w:color w:val="FF0000"/>
+              </w:rPr>
+              <w:t>處理跨域請求</w:t>
+            </w:r>
+            <w:proofErr w:type="gramEnd"/>
+            <w:r>
+              <w:rPr>
+                <w:rFonts w:cstheme="minorHAnsi"/>
+                <w:color w:val="FF0000"/>
+              </w:rPr>
+              <w:t>、生成</w:t>
             </w:r>
             <w:r>
               <w:rPr>
@@ -18785,7 +20760,23 @@
                 <w:rFonts w:cstheme="minorHAnsi" w:hint="eastAsia"/>
                 <w:color w:val="FF0000"/>
               </w:rPr>
-              <w:t>進行通訊埠多工，使</w:t>
+              <w:t>進行通訊</w:t>
+            </w:r>
+            <w:proofErr w:type="gramStart"/>
+            <w:r>
+              <w:rPr>
+                <w:rFonts w:cstheme="minorHAnsi" w:hint="eastAsia"/>
+                <w:color w:val="FF0000"/>
+              </w:rPr>
+              <w:t>埠</w:t>
+            </w:r>
+            <w:proofErr w:type="gramEnd"/>
+            <w:r>
+              <w:rPr>
+                <w:rFonts w:cstheme="minorHAnsi" w:hint="eastAsia"/>
+                <w:color w:val="FF0000"/>
+              </w:rPr>
+              <w:t>多工，使</w:t>
             </w:r>
             <w:r>
               <w:rPr>
@@ -19885,7 +21876,7 @@
       <w:pPr>
         <w:pStyle w:val="1"/>
       </w:pPr>
-      <w:bookmarkStart w:id="31" w:name="_Toc227296237"/>
+      <w:bookmarkStart w:id="32" w:name="_Toc227296237"/>
       <w:r>
         <w:rPr>
           <w:rFonts w:hint="eastAsia"/>
@@ -19893,20 +21884,20 @@
         <w:lastRenderedPageBreak/>
         <w:t>專案時程與組織分工</w:t>
       </w:r>
-      <w:bookmarkEnd w:id="31"/>
+      <w:bookmarkEnd w:id="32"/>
     </w:p>
     <w:p>
       <w:pPr>
         <w:pStyle w:val="2"/>
       </w:pPr>
-      <w:bookmarkStart w:id="32" w:name="_Toc227296238"/>
+      <w:bookmarkStart w:id="33" w:name="_Toc227296238"/>
       <w:r>
         <w:rPr>
           <w:rFonts w:hint="eastAsia"/>
         </w:rPr>
         <w:t>專案時程</w:t>
       </w:r>
-      <w:bookmarkEnd w:id="32"/>
+      <w:bookmarkEnd w:id="33"/>
     </w:p>
     <w:p>
       <w:pPr>
@@ -19925,14 +21916,14 @@
       <w:pPr>
         <w:pStyle w:val="2"/>
       </w:pPr>
-      <w:bookmarkStart w:id="33" w:name="_Toc227296239"/>
+      <w:bookmarkStart w:id="34" w:name="_Toc227296239"/>
       <w:r>
         <w:rPr>
           <w:rFonts w:hint="eastAsia"/>
         </w:rPr>
         <w:t>專案組織與分工</w:t>
       </w:r>
-      <w:bookmarkEnd w:id="33"/>
+      <w:bookmarkEnd w:id="34"/>
     </w:p>
     <w:p>
       <w:pPr>
@@ -19951,7 +21942,7 @@
       <w:pPr>
         <w:pStyle w:val="2"/>
       </w:pPr>
-      <w:bookmarkStart w:id="34" w:name="_Toc227296240"/>
+      <w:bookmarkStart w:id="35" w:name="_Toc227296240"/>
       <w:r>
         <w:rPr>
           <w:rFonts w:hint="eastAsia"/>
@@ -19970,7 +21961,7 @@
         </w:rPr>
         <w:t>紀錄</w:t>
       </w:r>
-      <w:bookmarkEnd w:id="34"/>
+      <w:bookmarkEnd w:id="35"/>
     </w:p>
     <w:p>
       <w:pPr>
@@ -19989,7 +21980,7 @@
       <w:pPr>
         <w:pStyle w:val="1"/>
       </w:pPr>
-      <w:bookmarkStart w:id="35" w:name="_Toc227296241"/>
+      <w:bookmarkStart w:id="36" w:name="_Toc227296241"/>
       <w:r>
         <w:rPr>
           <w:rFonts w:hint="eastAsia"/>
@@ -19997,20 +21988,20 @@
         <w:lastRenderedPageBreak/>
         <w:t>需求模型</w:t>
       </w:r>
-      <w:bookmarkEnd w:id="35"/>
+      <w:bookmarkEnd w:id="36"/>
     </w:p>
     <w:p>
       <w:pPr>
         <w:pStyle w:val="2"/>
       </w:pPr>
-      <w:bookmarkStart w:id="36" w:name="_Toc227296242"/>
+      <w:bookmarkStart w:id="37" w:name="_Toc227296242"/>
       <w:r>
         <w:rPr>
           <w:rFonts w:hint="eastAsia"/>
         </w:rPr>
         <w:t>使用者需求</w:t>
       </w:r>
-      <w:bookmarkEnd w:id="36"/>
+      <w:bookmarkEnd w:id="37"/>
     </w:p>
     <w:p>
       <w:pPr>
@@ -20031,7 +22022,7 @@
       <w:pPr>
         <w:pStyle w:val="afb"/>
       </w:pPr>
-      <w:bookmarkStart w:id="37" w:name="_Toc227297614"/>
+      <w:bookmarkStart w:id="38" w:name="_Toc227297614"/>
       <w:r>
         <w:rPr>
           <w:rFonts w:hint="eastAsia"/>
@@ -20119,7 +22110,7 @@
         </w:rPr>
         <w:t>表</w:t>
       </w:r>
-      <w:bookmarkEnd w:id="37"/>
+      <w:bookmarkEnd w:id="38"/>
     </w:p>
     <w:tbl>
       <w:tblPr>
@@ -20337,7 +22328,21 @@
               <w:rPr>
                 <w:rFonts w:hint="eastAsia"/>
               </w:rPr>
-              <w:t>條碼自動帶出書籍資訊或自行填寫書籍資訊，並拍攝書況照片、設定價格、存書地點後完成上架</w:t>
+              <w:t>條碼自動帶出書籍資訊或自行填寫書籍資訊，並拍攝書</w:t>
+            </w:r>
+            <w:proofErr w:type="gramStart"/>
+            <w:r>
+              <w:rPr>
+                <w:rFonts w:hint="eastAsia"/>
+              </w:rPr>
+              <w:t>況</w:t>
+            </w:r>
+            <w:proofErr w:type="gramEnd"/>
+            <w:r>
+              <w:rPr>
+                <w:rFonts w:hint="eastAsia"/>
+              </w:rPr>
+              <w:t>照片、設定價格、存書地點後完成上架</w:t>
             </w:r>
             <w:r>
               <w:rPr>
@@ -20368,8 +22373,16 @@
               <w:rPr>
                 <w:rFonts w:hint="eastAsia"/>
               </w:rPr>
-              <w:t>預先存書入櫃</w:t>
-            </w:r>
+              <w:t>預先存</w:t>
+            </w:r>
+            <w:proofErr w:type="gramStart"/>
+            <w:r>
+              <w:rPr>
+                <w:rFonts w:hint="eastAsia"/>
+              </w:rPr>
+              <w:t>書入櫃</w:t>
+            </w:r>
+            <w:proofErr w:type="gramEnd"/>
           </w:p>
         </w:tc>
         <w:tc>
@@ -20416,7 +22429,21 @@
               <w:rPr>
                 <w:rFonts w:hint="eastAsia"/>
               </w:rPr>
-              <w:t>開啟櫃門並存放書籍。</w:t>
+              <w:t>開啟</w:t>
+            </w:r>
+            <w:proofErr w:type="gramStart"/>
+            <w:r>
+              <w:rPr>
+                <w:rFonts w:hint="eastAsia"/>
+              </w:rPr>
+              <w:t>櫃門並存放</w:t>
+            </w:r>
+            <w:proofErr w:type="gramEnd"/>
+            <w:r>
+              <w:rPr>
+                <w:rFonts w:hint="eastAsia"/>
+              </w:rPr>
+              <w:t>書籍。</w:t>
             </w:r>
           </w:p>
         </w:tc>
@@ -20463,7 +22490,35 @@
               <w:rPr>
                 <w:rFonts w:hint="eastAsia"/>
               </w:rPr>
-              <w:t>賣家在書籍被下訂前，可自由修改內容或取消販售。若原選書櫃已滿，支援修改存放地點。</w:t>
+              <w:t>賣家在書籍被</w:t>
+            </w:r>
+            <w:proofErr w:type="gramStart"/>
+            <w:r>
+              <w:rPr>
+                <w:rFonts w:hint="eastAsia"/>
+              </w:rPr>
+              <w:t>下訂前</w:t>
+            </w:r>
+            <w:proofErr w:type="gramEnd"/>
+            <w:r>
+              <w:rPr>
+                <w:rFonts w:hint="eastAsia"/>
+              </w:rPr>
+              <w:t>，可自由修改內容或取消販售。</w:t>
+            </w:r>
+            <w:proofErr w:type="gramStart"/>
+            <w:r>
+              <w:rPr>
+                <w:rFonts w:hint="eastAsia"/>
+              </w:rPr>
+              <w:t>若原選書櫃</w:t>
+            </w:r>
+            <w:proofErr w:type="gramEnd"/>
+            <w:r>
+              <w:rPr>
+                <w:rFonts w:hint="eastAsia"/>
+              </w:rPr>
+              <w:t>已滿，支援修改存放地點。</w:t>
             </w:r>
           </w:p>
         </w:tc>
@@ -20557,12 +22612,26 @@
               <w:rPr>
                 <w:rFonts w:hint="eastAsia"/>
               </w:rPr>
-              <w:t>若書籍被下訂時尚未入櫃，系統自動推播通知賣家；賣家須在</w:t>
-            </w:r>
+              <w:t>若書籍被下訂時尚未</w:t>
+            </w:r>
+            <w:proofErr w:type="gramStart"/>
             <w:r>
               <w:rPr>
                 <w:rFonts w:hint="eastAsia"/>
               </w:rPr>
+              <w:t>入櫃，</w:t>
+            </w:r>
+            <w:proofErr w:type="gramEnd"/>
+            <w:r>
+              <w:rPr>
+                <w:rFonts w:hint="eastAsia"/>
+              </w:rPr>
+              <w:t>系統自動推播通知賣家；賣家須在</w:t>
+            </w:r>
+            <w:r>
+              <w:rPr>
+                <w:rFonts w:hint="eastAsia"/>
+              </w:rPr>
               <w:t>7</w:t>
             </w:r>
             <w:r>
@@ -20581,7 +22650,21 @@
               <w:rPr>
                 <w:rFonts w:hint="eastAsia"/>
               </w:rPr>
-              <w:t>天內前往書櫃掃碼取書，否則訂單不成立。</w:t>
+              <w:t>天內前往書櫃</w:t>
+            </w:r>
+            <w:proofErr w:type="gramStart"/>
+            <w:r>
+              <w:rPr>
+                <w:rFonts w:hint="eastAsia"/>
+              </w:rPr>
+              <w:t>掃碼取</w:t>
+            </w:r>
+            <w:proofErr w:type="gramEnd"/>
+            <w:r>
+              <w:rPr>
+                <w:rFonts w:hint="eastAsia"/>
+              </w:rPr>
+              <w:t>書，否則訂單不成立。</w:t>
             </w:r>
           </w:p>
         </w:tc>
@@ -20602,11 +22685,19 @@
               <w:jc w:val="left"/>
               <w:textAlignment w:val="center"/>
             </w:pPr>
+            <w:proofErr w:type="gramStart"/>
             <w:r>
               <w:rPr>
                 <w:rFonts w:hint="eastAsia"/>
               </w:rPr>
-              <w:t>掃碼開啟櫃門</w:t>
+              <w:t>掃碼開啟</w:t>
+            </w:r>
+            <w:proofErr w:type="gramEnd"/>
+            <w:r>
+              <w:rPr>
+                <w:rFonts w:hint="eastAsia"/>
+              </w:rPr>
+              <w:t>櫃門</w:t>
             </w:r>
           </w:p>
         </w:tc>
@@ -20679,7 +22770,21 @@
               <w:rPr>
                 <w:rFonts w:hint="eastAsia"/>
               </w:rPr>
-              <w:t>書況申訴處理</w:t>
+              <w:t>書</w:t>
+            </w:r>
+            <w:proofErr w:type="gramStart"/>
+            <w:r>
+              <w:rPr>
+                <w:rFonts w:hint="eastAsia"/>
+              </w:rPr>
+              <w:t>況</w:t>
+            </w:r>
+            <w:proofErr w:type="gramEnd"/>
+            <w:r>
+              <w:rPr>
+                <w:rFonts w:hint="eastAsia"/>
+              </w:rPr>
+              <w:t>申訴處理</w:t>
             </w:r>
           </w:p>
         </w:tc>
@@ -20996,7 +23101,21 @@
               <w:rPr>
                 <w:rFonts w:hint="eastAsia"/>
               </w:rPr>
-              <w:t>買賣雙方可進行私訊溝通，支援文字訊息傳遞。</w:t>
+              <w:t>買賣雙方可</w:t>
+            </w:r>
+            <w:proofErr w:type="gramStart"/>
+            <w:r>
+              <w:rPr>
+                <w:rFonts w:hint="eastAsia"/>
+              </w:rPr>
+              <w:t>進行私訊溝通</w:t>
+            </w:r>
+            <w:proofErr w:type="gramEnd"/>
+            <w:r>
+              <w:rPr>
+                <w:rFonts w:hint="eastAsia"/>
+              </w:rPr>
+              <w:t>，支援文字訊息傳遞。</w:t>
             </w:r>
           </w:p>
         </w:tc>
@@ -21006,7 +23125,7 @@
       <w:pPr>
         <w:pStyle w:val="afb"/>
       </w:pPr>
-      <w:bookmarkStart w:id="38" w:name="_Toc227297615"/>
+      <w:bookmarkStart w:id="39" w:name="_Toc227297615"/>
       <w:r>
         <w:rPr>
           <w:rFonts w:hint="eastAsia"/>
@@ -21095,7 +23214,7 @@
         </w:rPr>
         <w:t>表</w:t>
       </w:r>
-      <w:bookmarkEnd w:id="38"/>
+      <w:bookmarkEnd w:id="39"/>
     </w:p>
     <w:tbl>
       <w:tblPr>
@@ -21246,7 +23365,21 @@
               <w:rPr>
                 <w:rFonts w:hint="eastAsia"/>
               </w:rPr>
-              <w:t>針對買家提出的書況申訴案件進行人工審核，並判定代幣最終應撥給賣家或退還買家。</w:t>
+              <w:t>針對買家提出的書</w:t>
+            </w:r>
+            <w:proofErr w:type="gramStart"/>
+            <w:r>
+              <w:rPr>
+                <w:rFonts w:hint="eastAsia"/>
+              </w:rPr>
+              <w:t>況</w:t>
+            </w:r>
+            <w:proofErr w:type="gramEnd"/>
+            <w:r>
+              <w:rPr>
+                <w:rFonts w:hint="eastAsia"/>
+              </w:rPr>
+              <w:t>申訴案件進行人工審核，並判定代幣最終應撥給賣家或退還買家。</w:t>
             </w:r>
           </w:p>
         </w:tc>
@@ -21293,7 +23426,21 @@
               <w:rPr>
                 <w:rFonts w:hint="eastAsia"/>
               </w:rPr>
-              <w:t>提供書櫃資訊的「增、刪、改、查」功能，並可調閱各機櫃的</w:t>
+              <w:t>提供書櫃資訊的「增、</w:t>
+            </w:r>
+            <w:proofErr w:type="gramStart"/>
+            <w:r>
+              <w:rPr>
+                <w:rFonts w:hint="eastAsia"/>
+              </w:rPr>
+              <w:t>刪</w:t>
+            </w:r>
+            <w:proofErr w:type="gramEnd"/>
+            <w:r>
+              <w:rPr>
+                <w:rFonts w:hint="eastAsia"/>
+              </w:rPr>
+              <w:t>、改、查」功能，並可調閱各機櫃的</w:t>
             </w:r>
             <w:r>
               <w:rPr>
@@ -21378,7 +23525,7 @@
       <w:pPr>
         <w:pStyle w:val="afb"/>
       </w:pPr>
-      <w:bookmarkStart w:id="39" w:name="_Toc227297616"/>
+      <w:bookmarkStart w:id="40" w:name="_Toc227297616"/>
       <w:r>
         <w:rPr>
           <w:rFonts w:hint="eastAsia"/>
@@ -21466,7 +23613,7 @@
         </w:rPr>
         <w:t>表</w:t>
       </w:r>
-      <w:bookmarkEnd w:id="39"/>
+      <w:bookmarkEnd w:id="40"/>
     </w:p>
     <w:tbl>
       <w:tblPr>
@@ -21696,7 +23843,21 @@
               <w:rPr>
                 <w:rFonts w:hint="eastAsia"/>
               </w:rPr>
-              <w:t>若書籍被下訂時尚未入櫃，系統自動推播通知賣家；賣家須在</w:t>
+              <w:t>若書籍被下訂時尚未</w:t>
+            </w:r>
+            <w:proofErr w:type="gramStart"/>
+            <w:r>
+              <w:rPr>
+                <w:rFonts w:hint="eastAsia"/>
+              </w:rPr>
+              <w:t>入櫃，</w:t>
+            </w:r>
+            <w:proofErr w:type="gramEnd"/>
+            <w:r>
+              <w:rPr>
+                <w:rFonts w:hint="eastAsia"/>
+              </w:rPr>
+              <w:t>系統自動推播通知賣家；賣家須在</w:t>
             </w:r>
             <w:r>
               <w:rPr>
@@ -21767,7 +23928,21 @@
               <w:rPr>
                 <w:rFonts w:hint="eastAsia"/>
               </w:rPr>
-              <w:t>秒內發送推播給買家，確保訊息不漏接。</w:t>
+              <w:t>秒內發送推播給買家，確保訊息</w:t>
+            </w:r>
+            <w:proofErr w:type="gramStart"/>
+            <w:r>
+              <w:rPr>
+                <w:rFonts w:hint="eastAsia"/>
+              </w:rPr>
+              <w:t>不</w:t>
+            </w:r>
+            <w:proofErr w:type="gramEnd"/>
+            <w:r>
+              <w:rPr>
+                <w:rFonts w:hint="eastAsia"/>
+              </w:rPr>
+              <w:t>漏接。</w:t>
             </w:r>
           </w:p>
         </w:tc>
@@ -21777,7 +23952,7 @@
       <w:pPr>
         <w:pStyle w:val="afb"/>
       </w:pPr>
-      <w:bookmarkStart w:id="40" w:name="_Toc227297617"/>
+      <w:bookmarkStart w:id="41" w:name="_Toc227297617"/>
       <w:r>
         <w:rPr>
           <w:rFonts w:hint="eastAsia"/>
@@ -21865,7 +24040,7 @@
         </w:rPr>
         <w:t>表</w:t>
       </w:r>
-      <w:bookmarkEnd w:id="40"/>
+      <w:bookmarkEnd w:id="41"/>
     </w:p>
     <w:tbl>
       <w:tblPr>
@@ -22054,7 +24229,21 @@
               <w:rPr>
                 <w:rFonts w:hint="eastAsia"/>
               </w:rPr>
-              <w:t>後觸發該櫃門開啟。</w:t>
+              <w:t>後</w:t>
+            </w:r>
+            <w:proofErr w:type="gramStart"/>
+            <w:r>
+              <w:rPr>
+                <w:rFonts w:hint="eastAsia"/>
+              </w:rPr>
+              <w:t>觸發該櫃門</w:t>
+            </w:r>
+            <w:proofErr w:type="gramEnd"/>
+            <w:r>
+              <w:rPr>
+                <w:rFonts w:hint="eastAsia"/>
+              </w:rPr>
+              <w:t>開啟。</w:t>
             </w:r>
           </w:p>
         </w:tc>
@@ -22184,7 +24373,21 @@
               <w:rPr>
                 <w:rFonts w:hint="eastAsia"/>
               </w:rPr>
-              <w:t>標註「已滿」，防止使用者白跑。</w:t>
+              <w:t>標</w:t>
+            </w:r>
+            <w:proofErr w:type="gramStart"/>
+            <w:r>
+              <w:rPr>
+                <w:rFonts w:hint="eastAsia"/>
+              </w:rPr>
+              <w:t>註</w:t>
+            </w:r>
+            <w:proofErr w:type="gramEnd"/>
+            <w:r>
+              <w:rPr>
+                <w:rFonts w:hint="eastAsia"/>
+              </w:rPr>
+              <w:t>「已滿」，防止使用者白跑。</w:t>
             </w:r>
           </w:p>
         </w:tc>
@@ -22204,7 +24407,7 @@
         <w:pStyle w:val="2"/>
         <w:pageBreakBefore/>
       </w:pPr>
-      <w:bookmarkStart w:id="41" w:name="_Toc227296243"/>
+      <w:bookmarkStart w:id="42" w:name="_Toc227296243"/>
       <w:r>
         <w:rPr>
           <w:rFonts w:hint="eastAsia"/>
@@ -22212,7 +24415,7 @@
         <w:lastRenderedPageBreak/>
         <w:t>使用個案圖</w:t>
       </w:r>
-      <w:bookmarkEnd w:id="41"/>
+      <w:bookmarkEnd w:id="42"/>
     </w:p>
     <w:p>
       <w:pPr>
@@ -22231,14 +24434,14 @@
       <w:pPr>
         <w:pStyle w:val="2"/>
       </w:pPr>
-      <w:bookmarkStart w:id="42" w:name="_Toc227296244"/>
+      <w:bookmarkStart w:id="43" w:name="_Toc227296244"/>
       <w:r>
         <w:rPr>
           <w:rFonts w:hint="eastAsia"/>
         </w:rPr>
         <w:t>使用個案描述</w:t>
       </w:r>
-      <w:bookmarkEnd w:id="42"/>
+      <w:bookmarkEnd w:id="43"/>
     </w:p>
     <w:p>
       <w:pPr>
@@ -22257,14 +24460,14 @@
       <w:pPr>
         <w:pStyle w:val="2"/>
       </w:pPr>
-      <w:bookmarkStart w:id="43" w:name="_Toc227296245"/>
+      <w:bookmarkStart w:id="44" w:name="_Toc227296245"/>
       <w:r>
         <w:rPr>
           <w:rFonts w:hint="eastAsia"/>
         </w:rPr>
         <w:t>分析類別圖</w:t>
       </w:r>
-      <w:bookmarkEnd w:id="43"/>
+      <w:bookmarkEnd w:id="44"/>
     </w:p>
     <w:p>
       <w:pPr>
@@ -22283,7 +24486,7 @@
       <w:pPr>
         <w:pStyle w:val="1"/>
       </w:pPr>
-      <w:bookmarkStart w:id="44" w:name="_Toc227296246"/>
+      <w:bookmarkStart w:id="45" w:name="_Toc227296246"/>
       <w:r>
         <w:rPr>
           <w:rFonts w:hint="eastAsia"/>
@@ -22291,20 +24494,20 @@
         <w:lastRenderedPageBreak/>
         <w:t>設計模型</w:t>
       </w:r>
-      <w:bookmarkEnd w:id="44"/>
+      <w:bookmarkEnd w:id="45"/>
     </w:p>
     <w:p>
       <w:pPr>
         <w:pStyle w:val="2"/>
       </w:pPr>
-      <w:bookmarkStart w:id="45" w:name="_Toc227296247"/>
+      <w:bookmarkStart w:id="46" w:name="_Toc227296247"/>
       <w:r>
         <w:rPr>
           <w:rFonts w:hint="eastAsia"/>
         </w:rPr>
         <w:t>循序圖</w:t>
       </w:r>
-      <w:bookmarkEnd w:id="45"/>
+      <w:bookmarkEnd w:id="46"/>
     </w:p>
     <w:p>
       <w:pPr>
@@ -22323,14 +24526,14 @@
       <w:pPr>
         <w:pStyle w:val="2"/>
       </w:pPr>
-      <w:bookmarkStart w:id="46" w:name="_Toc227296248"/>
+      <w:bookmarkStart w:id="47" w:name="_Toc227296248"/>
       <w:r>
         <w:rPr>
           <w:rFonts w:hint="eastAsia"/>
         </w:rPr>
         <w:t>設計類別圖</w:t>
       </w:r>
-      <w:bookmarkEnd w:id="46"/>
+      <w:bookmarkEnd w:id="47"/>
     </w:p>
     <w:p>
       <w:pPr>
@@ -22349,7 +24552,7 @@
       <w:pPr>
         <w:pStyle w:val="1"/>
       </w:pPr>
-      <w:bookmarkStart w:id="47" w:name="_Toc227296249"/>
+      <w:bookmarkStart w:id="48" w:name="_Toc227296249"/>
       <w:r>
         <w:rPr>
           <w:rFonts w:hint="eastAsia"/>
@@ -22357,20 +24560,20 @@
         <w:lastRenderedPageBreak/>
         <w:t>實作模型</w:t>
       </w:r>
-      <w:bookmarkEnd w:id="47"/>
+      <w:bookmarkEnd w:id="48"/>
     </w:p>
     <w:p>
       <w:pPr>
         <w:pStyle w:val="2"/>
       </w:pPr>
-      <w:bookmarkStart w:id="48" w:name="_Toc227296250"/>
+      <w:bookmarkStart w:id="49" w:name="_Toc227296250"/>
       <w:r>
         <w:rPr>
           <w:rFonts w:hint="eastAsia"/>
         </w:rPr>
         <w:t>佈署圖</w:t>
       </w:r>
-      <w:bookmarkEnd w:id="48"/>
+      <w:bookmarkEnd w:id="49"/>
     </w:p>
     <w:p>
       <w:pPr>
@@ -22406,7 +24609,7 @@
                     </pic:cNvPicPr>
                   </pic:nvPicPr>
                   <pic:blipFill>
-                    <a:blip r:embed="rId19" cstate="print">
+                    <a:blip r:embed="rId20" cstate="print">
                       <a:extLst>
                         <a:ext uri="{28A0092B-C50C-407E-A947-70E740481C1C}">
                           <a14:useLocalDpi xmlns:a14="http://schemas.microsoft.com/office/drawing/2010/main" val="0"/>
@@ -22531,14 +24734,14 @@
       <w:pPr>
         <w:pStyle w:val="2"/>
       </w:pPr>
-      <w:bookmarkStart w:id="49" w:name="_Toc227296251"/>
+      <w:bookmarkStart w:id="50" w:name="_Toc227296251"/>
       <w:r>
         <w:rPr>
           <w:rFonts w:hint="eastAsia"/>
         </w:rPr>
         <w:t>套件圖</w:t>
       </w:r>
-      <w:bookmarkEnd w:id="49"/>
+      <w:bookmarkEnd w:id="50"/>
     </w:p>
     <w:p>
       <w:pPr>
@@ -22557,7 +24760,7 @@
       <w:pPr>
         <w:pStyle w:val="2"/>
       </w:pPr>
-      <w:bookmarkStart w:id="50" w:name="_Toc227296252"/>
+      <w:bookmarkStart w:id="51" w:name="_Toc227296252"/>
       <w:r>
         <w:rPr>
           <w:rFonts w:hint="eastAsia"/>
@@ -22565,7 +24768,7 @@
         <w:lastRenderedPageBreak/>
         <w:t>元件圖</w:t>
       </w:r>
-      <w:bookmarkEnd w:id="50"/>
+      <w:bookmarkEnd w:id="51"/>
     </w:p>
     <w:p>
       <w:pPr>
@@ -22585,7 +24788,7 @@
         <w:pStyle w:val="2"/>
         <w:pageBreakBefore/>
       </w:pPr>
-      <w:bookmarkStart w:id="51" w:name="_Toc227296253"/>
+      <w:bookmarkStart w:id="52" w:name="_Toc227296253"/>
       <w:r>
         <w:rPr>
           <w:rFonts w:hint="eastAsia"/>
@@ -22593,7 +24796,7 @@
         <w:lastRenderedPageBreak/>
         <w:t>狀態機</w:t>
       </w:r>
-      <w:bookmarkEnd w:id="51"/>
+      <w:bookmarkEnd w:id="52"/>
     </w:p>
     <w:p>
       <w:pPr>
@@ -22624,7 +24827,7 @@
                     <pic:cNvPicPr/>
                   </pic:nvPicPr>
                   <pic:blipFill rotWithShape="1">
-                    <a:blip r:embed="rId20"/>
+                    <a:blip r:embed="rId21"/>
                     <a:srcRect t="-2595" b="1"/>
                     <a:stretch>
                       <a:fillRect/>
@@ -22658,7 +24861,7 @@
       <w:pPr>
         <w:pStyle w:val="afb"/>
       </w:pPr>
-      <w:bookmarkStart w:id="52" w:name="_Toc227297607"/>
+      <w:bookmarkStart w:id="53" w:name="_Toc227297607"/>
       <w:r>
         <w:rPr>
           <w:rFonts w:hint="eastAsia"/>
@@ -22746,7 +24949,7 @@
         </w:rPr>
         <w:t>狀態機</w:t>
       </w:r>
-      <w:bookmarkEnd w:id="52"/>
+      <w:bookmarkEnd w:id="53"/>
     </w:p>
     <w:p>
       <w:pPr>
@@ -22777,7 +24980,7 @@
                     <pic:cNvPicPr/>
                   </pic:nvPicPr>
                   <pic:blipFill rotWithShape="1">
-                    <a:blip r:embed="rId21"/>
+                    <a:blip r:embed="rId22"/>
                     <a:srcRect t="-6954"/>
                     <a:stretch>
                       <a:fillRect/>
@@ -22811,7 +25014,7 @@
       <w:pPr>
         <w:pStyle w:val="afb"/>
       </w:pPr>
-      <w:bookmarkStart w:id="53" w:name="_Toc227297608"/>
+      <w:bookmarkStart w:id="54" w:name="_Toc227297608"/>
       <w:r>
         <w:rPr>
           <w:rFonts w:hint="eastAsia"/>
@@ -22893,13 +25096,13 @@
         </w:rPr>
         <w:t>訂單之狀態機</w:t>
       </w:r>
-      <w:bookmarkEnd w:id="53"/>
+      <w:bookmarkEnd w:id="54"/>
     </w:p>
     <w:p>
       <w:pPr>
         <w:pStyle w:val="1"/>
       </w:pPr>
-      <w:bookmarkStart w:id="54" w:name="_Toc227296254"/>
+      <w:bookmarkStart w:id="55" w:name="_Toc227296254"/>
       <w:r>
         <w:rPr>
           <w:rFonts w:hint="eastAsia"/>
@@ -22907,20 +25110,20 @@
         <w:lastRenderedPageBreak/>
         <w:t>資料庫設計</w:t>
       </w:r>
-      <w:bookmarkEnd w:id="54"/>
+      <w:bookmarkEnd w:id="55"/>
     </w:p>
     <w:p>
       <w:pPr>
         <w:pStyle w:val="2"/>
       </w:pPr>
-      <w:bookmarkStart w:id="55" w:name="_Toc227296255"/>
+      <w:bookmarkStart w:id="56" w:name="_Toc227296255"/>
       <w:r>
         <w:rPr>
           <w:rFonts w:hint="eastAsia"/>
         </w:rPr>
         <w:t>資料庫關聯表</w:t>
       </w:r>
-      <w:bookmarkEnd w:id="55"/>
+      <w:bookmarkEnd w:id="56"/>
     </w:p>
     <w:p>
       <w:pPr>
@@ -22942,7 +25145,7 @@
           <w:lang w:val="pt-PT"/>
         </w:rPr>
       </w:pPr>
-      <w:bookmarkStart w:id="56" w:name="_Toc227296256"/>
+      <w:bookmarkStart w:id="57" w:name="_Toc227296256"/>
       <w:r>
         <w:rPr>
           <w:rFonts w:hint="eastAsia"/>
@@ -22956,7 +25159,7 @@
         </w:rPr>
         <w:t>Metadata</w:t>
       </w:r>
-      <w:bookmarkEnd w:id="56"/>
+      <w:bookmarkEnd w:id="57"/>
     </w:p>
     <w:p>
       <w:pPr>
@@ -22975,7 +25178,7 @@
       <w:pPr>
         <w:pStyle w:val="1"/>
       </w:pPr>
-      <w:bookmarkStart w:id="57" w:name="_Toc227296257"/>
+      <w:bookmarkStart w:id="58" w:name="_Toc227296257"/>
       <w:r>
         <w:rPr>
           <w:rFonts w:hint="eastAsia"/>
@@ -22983,20 +25186,20 @@
         <w:lastRenderedPageBreak/>
         <w:t>程式</w:t>
       </w:r>
-      <w:bookmarkEnd w:id="57"/>
+      <w:bookmarkEnd w:id="58"/>
     </w:p>
     <w:p>
       <w:pPr>
         <w:pStyle w:val="2"/>
       </w:pPr>
-      <w:bookmarkStart w:id="58" w:name="_Toc227296258"/>
+      <w:bookmarkStart w:id="59" w:name="_Toc227296258"/>
       <w:r>
         <w:rPr>
           <w:rFonts w:hint="eastAsia"/>
         </w:rPr>
         <w:t>元件清單及其規格描述</w:t>
       </w:r>
-      <w:bookmarkEnd w:id="58"/>
+      <w:bookmarkEnd w:id="59"/>
     </w:p>
     <w:p>
       <w:pPr>
@@ -23015,14 +25218,14 @@
       <w:pPr>
         <w:pStyle w:val="2"/>
       </w:pPr>
-      <w:bookmarkStart w:id="59" w:name="_Toc227296259"/>
+      <w:bookmarkStart w:id="60" w:name="_Toc227296259"/>
       <w:r>
         <w:rPr>
           <w:rFonts w:hint="eastAsia"/>
         </w:rPr>
         <w:t>其他附屬之各種元件</w:t>
       </w:r>
-      <w:bookmarkEnd w:id="59"/>
+      <w:bookmarkEnd w:id="60"/>
     </w:p>
     <w:p>
       <w:pPr>
@@ -23041,7 +25244,7 @@
       <w:pPr>
         <w:pStyle w:val="1"/>
       </w:pPr>
-      <w:bookmarkStart w:id="60" w:name="_Toc227296260"/>
+      <w:bookmarkStart w:id="61" w:name="_Toc227296260"/>
       <w:r>
         <w:rPr>
           <w:rFonts w:hint="eastAsia"/>
@@ -23049,7 +25252,7 @@
         <w:lastRenderedPageBreak/>
         <w:t>測試模型</w:t>
       </w:r>
-      <w:bookmarkEnd w:id="60"/>
+      <w:bookmarkEnd w:id="61"/>
     </w:p>
     <w:p>
       <w:pPr>
@@ -23059,14 +25262,14 @@
           <w:tab w:val="left" w:pos="723"/>
         </w:tabs>
       </w:pPr>
-      <w:bookmarkStart w:id="61" w:name="_Toc227296261"/>
+      <w:bookmarkStart w:id="62" w:name="_Toc227296261"/>
       <w:r>
         <w:rPr>
           <w:rFonts w:hint="eastAsia"/>
         </w:rPr>
         <w:t>測試計畫</w:t>
       </w:r>
-      <w:bookmarkEnd w:id="61"/>
+      <w:bookmarkEnd w:id="62"/>
     </w:p>
     <w:p>
       <w:pPr>
@@ -23089,14 +25292,14 @@
           <w:tab w:val="left" w:pos="723"/>
         </w:tabs>
       </w:pPr>
-      <w:bookmarkStart w:id="62" w:name="_Toc227296262"/>
+      <w:bookmarkStart w:id="63" w:name="_Toc227296262"/>
       <w:r>
         <w:rPr>
           <w:rFonts w:hint="eastAsia"/>
         </w:rPr>
         <w:t>測試個案與測試結果資料</w:t>
       </w:r>
-      <w:bookmarkEnd w:id="62"/>
+      <w:bookmarkEnd w:id="63"/>
     </w:p>
     <w:p>
       <w:pPr>
@@ -23115,7 +25318,7 @@
       <w:pPr>
         <w:pStyle w:val="1"/>
       </w:pPr>
-      <w:bookmarkStart w:id="63" w:name="_Toc227296263"/>
+      <w:bookmarkStart w:id="64" w:name="_Toc227296263"/>
       <w:r>
         <w:rPr>
           <w:rFonts w:hint="eastAsia"/>
@@ -23123,7 +25326,7 @@
         <w:lastRenderedPageBreak/>
         <w:t>操作手冊</w:t>
       </w:r>
-      <w:bookmarkEnd w:id="63"/>
+      <w:bookmarkEnd w:id="64"/>
     </w:p>
     <w:p>
       <w:pPr>
@@ -23133,14 +25336,14 @@
           <w:tab w:val="left" w:pos="723"/>
         </w:tabs>
       </w:pPr>
-      <w:bookmarkStart w:id="64" w:name="_Toc227296264"/>
+      <w:bookmarkStart w:id="65" w:name="_Toc227296264"/>
       <w:r>
         <w:rPr>
           <w:rFonts w:hint="eastAsia"/>
         </w:rPr>
         <w:t>系統元件</w:t>
       </w:r>
-      <w:bookmarkEnd w:id="64"/>
+      <w:bookmarkEnd w:id="65"/>
     </w:p>
     <w:p>
       <w:pPr>
@@ -23163,14 +25366,14 @@
           <w:tab w:val="left" w:pos="723"/>
         </w:tabs>
       </w:pPr>
-      <w:bookmarkStart w:id="65" w:name="_Toc227296265"/>
+      <w:bookmarkStart w:id="66" w:name="_Toc227296265"/>
       <w:r>
         <w:rPr>
           <w:rFonts w:hint="eastAsia"/>
         </w:rPr>
         <w:t>系統下載及安裝</w:t>
       </w:r>
-      <w:bookmarkEnd w:id="65"/>
+      <w:bookmarkEnd w:id="66"/>
     </w:p>
     <w:p>
       <w:pPr>
@@ -23189,7 +25392,7 @@
       <w:pPr>
         <w:pStyle w:val="1"/>
       </w:pPr>
-      <w:bookmarkStart w:id="66" w:name="_Toc227296266"/>
+      <w:bookmarkStart w:id="67" w:name="_Toc227296266"/>
       <w:r>
         <w:rPr>
           <w:rFonts w:hint="eastAsia"/>
@@ -23197,7 +25400,7 @@
         <w:lastRenderedPageBreak/>
         <w:t>使用手冊</w:t>
       </w:r>
-      <w:bookmarkEnd w:id="66"/>
+      <w:bookmarkEnd w:id="67"/>
     </w:p>
     <w:p>
       <w:pPr>
@@ -23216,7 +25419,7 @@
       <w:pPr>
         <w:pStyle w:val="1"/>
       </w:pPr>
-      <w:bookmarkStart w:id="67" w:name="_Toc227296267"/>
+      <w:bookmarkStart w:id="68" w:name="_Toc227296267"/>
       <w:r>
         <w:rPr>
           <w:rFonts w:hint="eastAsia"/>
@@ -23224,7 +25427,7 @@
         <w:lastRenderedPageBreak/>
         <w:t>感想</w:t>
       </w:r>
-      <w:bookmarkEnd w:id="67"/>
+      <w:bookmarkEnd w:id="68"/>
     </w:p>
     <w:p>
       <w:pPr>
@@ -23243,7 +25446,7 @@
       <w:pPr>
         <w:pStyle w:val="1"/>
       </w:pPr>
-      <w:bookmarkStart w:id="68" w:name="_Toc227296268"/>
+      <w:bookmarkStart w:id="69" w:name="_Toc227296268"/>
       <w:r>
         <w:rPr>
           <w:rFonts w:hint="eastAsia"/>
@@ -23251,7 +25454,7 @@
         <w:lastRenderedPageBreak/>
         <w:t>參考資料</w:t>
       </w:r>
-      <w:bookmarkEnd w:id="68"/>
+      <w:bookmarkEnd w:id="69"/>
     </w:p>
     <w:p>
       <w:pPr>
@@ -23300,11 +25503,11 @@
       <w:pPr>
         <w:pStyle w:val="a"/>
       </w:pPr>
-      <w:bookmarkStart w:id="69" w:name="_Toc227296269"/>
+      <w:bookmarkStart w:id="70" w:name="_Toc227296269"/>
       <w:r>
         <w:t>會議紀錄</w:t>
       </w:r>
-      <w:bookmarkEnd w:id="69"/>
+      <w:bookmarkEnd w:id="70"/>
     </w:p>
     <w:p>
       <w:pPr>
@@ -23323,14 +25526,14 @@
       <w:pPr>
         <w:pStyle w:val="a"/>
       </w:pPr>
-      <w:bookmarkStart w:id="70" w:name="_Toc227296270"/>
+      <w:bookmarkStart w:id="71" w:name="_Toc227296270"/>
       <w:r>
         <w:rPr>
           <w:rFonts w:hint="eastAsia"/>
         </w:rPr>
         <w:t>問卷題目</w:t>
       </w:r>
-      <w:bookmarkEnd w:id="70"/>
+      <w:bookmarkEnd w:id="71"/>
     </w:p>
     <w:p>
       <w:pPr>
@@ -23349,14 +25552,14 @@
       <w:pPr>
         <w:pStyle w:val="a"/>
       </w:pPr>
-      <w:bookmarkStart w:id="71" w:name="_Toc227296271"/>
+      <w:bookmarkStart w:id="72" w:name="_Toc227296271"/>
       <w:r>
         <w:rPr>
           <w:rFonts w:hint="eastAsia"/>
         </w:rPr>
         <w:t>評審問題回覆</w:t>
       </w:r>
-      <w:bookmarkEnd w:id="71"/>
+      <w:bookmarkEnd w:id="72"/>
     </w:p>
     <w:p>
       <w:pPr>
@@ -23400,7 +25603,7 @@
       </w:pPr>
     </w:p>
     <w:sectPr>
-      <w:footerReference w:type="default" r:id="rId22"/>
+      <w:footerReference w:type="default" r:id="rId23"/>
       <w:pgSz w:w="11906" w:h="16838" w:code="9"/>
       <w:pgMar w:top="851" w:right="851" w:bottom="851" w:left="851" w:header="567" w:footer="567" w:gutter="0"/>
       <w:pgNumType w:start="1"/>
